--- a/courts/fourth-circuit/north-carolina/state/superior-court/motion-brief/usage/OUTPUT-motion-brief.docx
+++ b/courts/fourth-circuit/north-carolina/state/superior-court/motion-brief/usage/OUTPUT-motion-brief.docx
@@ -2697,7 +2697,7 @@
         <w:tab/>
       </w:r>
       <w:r>
-        <w:t xml:space="preserve">38</w:t>
+        <w:t xml:space="preserve">37</w:t>
       </w:r>
     </w:p>
     <w:p>
@@ -2955,7 +2955,7 @@
         <w:tab/>
       </w:r>
       <w:r>
-        <w:t xml:space="preserve">43</w:t>
+        <w:t xml:space="preserve">42</w:t>
       </w:r>
     </w:p>
     <w:p>
@@ -2996,13 +2996,7 @@
         <w:pStyle w:val="BodyText"/>
       </w:pPr>
       <w:r>
-        <w:t xml:space="preserve">Pursuant to N.C. R. Civ. P. 65 and N.C. Gen. Stat. § 1</w:t>
-      </w:r>
-      <w:r>
-        <w:noBreakHyphen/>
-      </w:r>
-      <w:r>
-        <w:t xml:space="preserve">485, Plaintiffs hereby move for a preliminary injunction (1) barring Defendants from administering, preparing for, or moving forward with the 2022 primary and general elections for the U.S. House of Representatives using the 2021 congressional redistricting plan; and (2) setting forth a remedial process to create a new plan that complies with the North Carolina Constitution, including a court-ordered remedial plan if the General Assembly fails timely to enact a new plan that comports with the North Carolina Constitution. In support of this motion, Plaintiffs state as follows:</w:t>
+        <w:t xml:space="preserve">Pursuant to N.C. R. Civ. P. 65 and N.C. Gen. Stat. § 1-⁠485, Plaintiffs hereby move for a preliminary injunction (1) barring Defendants from administering, preparing for, or moving forward with the 2022 primary and general elections for the U.S. House of Representatives using the 2021 congressional redistricting plan; and (2) setting forth a remedial process to create a new plan that complies with the North Carolina Constitution, including a court-ordered remedial plan if the General Assembly fails timely to enact a new plan that comports with the North Carolina Constitution. In support of this motion, Plaintiffs state as follows:</w:t>
       </w:r>
     </w:p>
     <w:p>
@@ -4615,7 +4609,7 @@
         <w:pStyle w:val="XdQuoteLast"/>
       </w:pPr>
       <w:r>
-        <w:t xml:space="preserve">CHAIRMAN HALL: I don’t plan to search every member who comes into this committee room, nor do I want to do that . . . . So, you know, members . . . are free to handle those issues as they see fit, but they will follow the criteria in the sense that that data is not in these computers.</w:t>
+        <w:t xml:space="preserve">CHAIRMAN HALL: I don’t plan to search every member who comes into this committee room, nor do I want to do that . . . . So, you know, members . . . are free to handle those issues as they see fit, but they will follow the criteria in the sense that that data is not in these computers.</w:t>
       </w:r>
     </w:p>
     <w:p>
@@ -4682,7 +4676,7 @@
         <w:t xml:space="preserve"> </w:t>
       </w:r>
       <w:r>
-        <w:t xml:space="preserve">“I don’t think I have the ability to police members of this committee, nor do I want to . . . I know I’m not going to bring in a map and sit down and draw it, but you know, the reality is, we’re elected officials.”</w:t>
+        <w:t xml:space="preserve">“I don’t think I have the ability to police members of this committee, nor do I want to . . . I know I’m not going to bring in a map and sit down and draw it, but you know, the reality is, we’re elected officials.”</w:t>
       </w:r>
       <w:r>
         <w:t xml:space="preserve">).</w:t>
@@ -8681,7 +8675,7 @@
         <w:pStyle w:val="BodyText"/>
       </w:pPr>
       <w:r>
-        <w:t xml:space="preserve">“[P]artisan gerrymandering . . . strikes at the heart of these principles.”</w:t>
+        <w:t xml:space="preserve">“[P]artisan gerrymandering . . . strikes at the heart of these principles.”</w:t>
       </w:r>
       <w:r>
         <w:t xml:space="preserve"> </w:t>
@@ -9139,7 +9133,7 @@
         <w:t xml:space="preserve"> </w:t>
       </w:r>
       <w:r>
-        <w:t xml:space="preserve">“use . . . political data to draw a map that would maintain the existing partisan makeup of the state’s congressional delegation”</w:t>
+        <w:t xml:space="preserve">“use . . . political data to draw a map that would maintain the existing partisan makeup of the state’s congressional delegation”</w:t>
       </w:r>
       <w:r>
         <w:t xml:space="preserve"> </w:t>
@@ -11078,6 +11072,509 @@
     </w:p>
     <w:p>
       <w:pPr>
+        <w:pStyle w:val="BodyText"/>
+      </w:pPr>
+      <w:r>
+        <w:t xml:space="preserve">a. A districting plan is subject to strict scrutiny where it burdens protected expression based on viewpoint by discriminatorily making the votes cast for one party’s candidates less effective.</w:t>
+      </w:r>
+      <w:r>
+        <w:t xml:space="preserve"> </w:t>
+      </w:r>
+      <w:r>
+        <w:t xml:space="preserve">“The guarantee of free expression stands against attempts to disfavor certain subjects or viewpoints.”</w:t>
+      </w:r>
+      <w:r>
+        <w:t xml:space="preserve"> </w:t>
+      </w:r>
+      <w:r>
+        <w:rPr>
+          <w:i/>
+          <w:iCs/>
+        </w:rPr>
+        <w:t xml:space="preserve">Id.</w:t>
+      </w:r>
+      <w:r>
+        <w:t xml:space="preserve"> </w:t>
+      </w:r>
+      <w:r>
+        <w:t xml:space="preserve">at 9 (quoting</w:t>
+      </w:r>
+      <w:r>
+        <w:t xml:space="preserve"> </w:t>
+      </w:r>
+      <w:r>
+        <w:rPr>
+          <w:i/>
+          <w:iCs/>
+        </w:rPr>
+        <w:t xml:space="preserve">Citizens United v. FEC</w:t>
+      </w:r>
+      <w:r>
+        <w:t xml:space="preserve">, 558 U.S. 310, 340 (2010)). Notably,</w:t>
+      </w:r>
+      <w:r>
+        <w:t xml:space="preserve"> </w:t>
+      </w:r>
+      <w:r>
+        <w:t xml:space="preserve">“a plan need not explicitly mention any particular viewpoint to be impermissibly discriminatory.”</w:t>
+      </w:r>
+      <w:r>
+        <w:t xml:space="preserve"> </w:t>
+      </w:r>
+      <w:r>
+        <w:rPr>
+          <w:i/>
+          <w:iCs/>
+        </w:rPr>
+        <w:t xml:space="preserve">Common Cause</w:t>
+      </w:r>
+      <w:r>
+        <w:t xml:space="preserve">, 2019 WL 4569584, at *121. And</w:t>
+      </w:r>
+      <w:r>
+        <w:t xml:space="preserve"> </w:t>
+      </w:r>
+      <w:r>
+        <w:t xml:space="preserve">“[v]iewpoint discrimination is most insidious where the targeted speech is political.”</w:t>
+      </w:r>
+      <w:r>
+        <w:t xml:space="preserve"> </w:t>
+      </w:r>
+      <w:r>
+        <w:rPr>
+          <w:i/>
+          <w:iCs/>
+        </w:rPr>
+        <w:t xml:space="preserve">Harper I</w:t>
+      </w:r>
+      <w:r>
+        <w:t xml:space="preserve">, slip op. at 9.</w:t>
+      </w:r>
+      <w:r>
+        <w:t xml:space="preserve"> </w:t>
+      </w:r>
+      <w:r>
+        <w:t xml:space="preserve">“When a legislature engages in extreme partisan gerrymandering, it identifies certain preferred speakers (e.g. Republican voters) while targeting certain disfavored speakers (e.g. Democratic voters) because of disagreement with the views they express when they vote.”</w:t>
+      </w:r>
+      <w:r>
+        <w:t xml:space="preserve"> </w:t>
+      </w:r>
+      <w:r>
+        <w:rPr>
+          <w:i/>
+          <w:iCs/>
+        </w:rPr>
+        <w:t xml:space="preserve">Id.</w:t>
+      </w:r>
+      <w:r>
+        <w:t xml:space="preserve"> </w:t>
+      </w:r>
+      <w:r>
+        <w:t xml:space="preserve">at 10.</w:t>
+      </w:r>
+    </w:p>
+    <w:p>
+      <w:pPr>
+        <w:pStyle w:val="BodyText"/>
+      </w:pPr>
+      <w:r>
+        <w:t xml:space="preserve">The 2021 Plan replicates features that led the</w:t>
+      </w:r>
+      <w:r>
+        <w:t xml:space="preserve"> </w:t>
+      </w:r>
+      <w:r>
+        <w:rPr>
+          <w:i/>
+          <w:iCs/>
+        </w:rPr>
+        <w:t xml:space="preserve">Common Cause</w:t>
+      </w:r>
+      <w:r>
+        <w:t xml:space="preserve"> </w:t>
+      </w:r>
+      <w:r>
+        <w:t xml:space="preserve">Court to conclude that the 2017 state legislative plans violated the Freedom of Speech Clause. Here too, the Legislative Defendants singled out [Democratic voters] for disfavored treatment by packing and cracking them into districts with the aim of diluting their votes and, in the case of cracked districts, ensuring that these voters are significantly less likely, in comparison to Republican voters, to be able to elect a candidate who shares their views.</w:t>
+      </w:r>
+      <w:r>
+        <w:t xml:space="preserve"> </w:t>
+      </w:r>
+      <w:r>
+        <w:rPr>
+          <w:i/>
+          <w:iCs/>
+        </w:rPr>
+        <w:t xml:space="preserve">Common Cause</w:t>
+      </w:r>
+      <w:r>
+        <w:t xml:space="preserve">, 2019 WL 4569584, at *120.</w:t>
+      </w:r>
+    </w:p>
+    <w:p>
+      <w:pPr>
+        <w:pStyle w:val="BodyText"/>
+      </w:pPr>
+      <w:r>
+        <w:t xml:space="preserve">As in</w:t>
+      </w:r>
+      <w:r>
+        <w:t xml:space="preserve"> </w:t>
+      </w:r>
+      <w:r>
+        <w:rPr>
+          <w:i/>
+          <w:iCs/>
+        </w:rPr>
+        <w:t xml:space="preserve">Common Cause</w:t>
+      </w:r>
+      <w:r>
+        <w:t xml:space="preserve">,</w:t>
+      </w:r>
+      <w:r>
+        <w:t xml:space="preserve"> </w:t>
+      </w:r>
+      <w:r>
+        <w:t xml:space="preserve">“it changes nothing that Democratic voters can still cast ballots under gerrymandered maps.”</w:t>
+      </w:r>
+      <w:r>
+        <w:t xml:space="preserve"> </w:t>
+      </w:r>
+      <w:r>
+        <w:rPr>
+          <w:i/>
+          <w:iCs/>
+        </w:rPr>
+        <w:t xml:space="preserve">Id.</w:t>
+      </w:r>
+      <w:r>
+        <w:t xml:space="preserve"> </w:t>
+      </w:r>
+      <w:r>
+        <w:t xml:space="preserve">at 121.</w:t>
+      </w:r>
+      <w:r>
+        <w:t xml:space="preserve"> </w:t>
+      </w:r>
+      <w:r>
+        <w:t xml:space="preserve">“The government unconstitutionally burdens speech where it renders disfavored speech less effective, even if it does not ban such speech outright.”</w:t>
+      </w:r>
+      <w:r>
+        <w:t xml:space="preserve"> </w:t>
+      </w:r>
+      <w:r>
+        <w:rPr>
+          <w:i/>
+          <w:iCs/>
+        </w:rPr>
+        <w:t xml:space="preserve">Id.</w:t>
+      </w:r>
+      <w:r>
+        <w:t xml:space="preserve"> </w:t>
+      </w:r>
+      <w:r>
+        <w:t xml:space="preserve">Like the invalidated 2017 state legislative plans,</w:t>
+      </w:r>
+      <w:r>
+        <w:t xml:space="preserve"> </w:t>
+      </w:r>
+      <w:r>
+        <w:t xml:space="preserve">“the 2021 Plan’s sorting of Plaintiffs and other Democratic voters based on disfavor for their political views has burdened their speech by making their votes less effective.”</w:t>
+      </w:r>
+      <w:r>
+        <w:t xml:space="preserve"> </w:t>
+      </w:r>
+      <w:r>
+        <w:rPr>
+          <w:i/>
+          <w:iCs/>
+        </w:rPr>
+        <w:t xml:space="preserve">Id.</w:t>
+      </w:r>
+      <w:r>
+        <w:t xml:space="preserve"> </w:t>
+      </w:r>
+      <w:r>
+        <w:t xml:space="preserve">“Plaintiffs and other Democratic voters live in districts where their votes are guaranteed to be</w:t>
+      </w:r>
+      <w:r>
+        <w:t xml:space="preserve"> </w:t>
+      </w:r>
+      <w:r>
+        <w:rPr>
+          <w:i/>
+          <w:iCs/>
+        </w:rPr>
+        <w:t xml:space="preserve">less effective</w:t>
+      </w:r>
+      <w:r>
+        <w:t xml:space="preserve">—either because the districts are packed such that Democratic candidates will win by astronomical margins or because the Democratic voters are cracked into seats that are safely Republican.”</w:t>
+      </w:r>
+      <w:r>
+        <w:t xml:space="preserve"> </w:t>
+      </w:r>
+      <w:r>
+        <w:rPr>
+          <w:i/>
+          <w:iCs/>
+        </w:rPr>
+        <w:t xml:space="preserve">Id.</w:t>
+      </w:r>
+    </w:p>
+    <w:p>
+      <w:pPr>
+        <w:pStyle w:val="BodyText"/>
+      </w:pPr>
+      <w:r>
+        <w:t xml:space="preserve">b. The 2021 Plan independently violates Article I, § 12 by burdening the ability of Democratic voters to associate effectively. As</w:t>
+      </w:r>
+      <w:r>
+        <w:t xml:space="preserve"> </w:t>
+      </w:r>
+      <w:r>
+        <w:rPr>
+          <w:i/>
+          <w:iCs/>
+        </w:rPr>
+        <w:t xml:space="preserve">Harper I</w:t>
+      </w:r>
+      <w:r>
+        <w:t xml:space="preserve"> </w:t>
+      </w:r>
+      <w:r>
+        <w:t xml:space="preserve">explained, a legislature that engages in extreme partisan gerrymandering burdens the associational rights of disfavored voters.</w:t>
+      </w:r>
+      <w:r>
+        <w:t xml:space="preserve"> </w:t>
+      </w:r>
+      <w:r>
+        <w:rPr>
+          <w:i/>
+          <w:iCs/>
+        </w:rPr>
+        <w:t xml:space="preserve">Harper I</w:t>
+      </w:r>
+      <w:r>
+        <w:t xml:space="preserve">, slip op. at 10. The</w:t>
+      </w:r>
+      <w:r>
+        <w:t xml:space="preserve"> </w:t>
+      </w:r>
+      <w:r>
+        <w:rPr>
+          <w:i/>
+          <w:iCs/>
+        </w:rPr>
+        <w:t xml:space="preserve">Common Cause</w:t>
+      </w:r>
+      <w:r>
+        <w:t xml:space="preserve"> </w:t>
+      </w:r>
+      <w:r>
+        <w:t xml:space="preserve">court held that a districting plan is subject to strict scrutiny where it burdens disfavored association by</w:t>
+      </w:r>
+      <w:r>
+        <w:t xml:space="preserve"> </w:t>
+      </w:r>
+      <w:r>
+        <w:t xml:space="preserve">“restricting the ability of like-minded people across the State to affiliate in a political party and carry out [their] activities and objects.”</w:t>
+      </w:r>
+      <w:r>
+        <w:t xml:space="preserve"> </w:t>
+      </w:r>
+      <w:r>
+        <w:rPr>
+          <w:i/>
+          <w:iCs/>
+        </w:rPr>
+        <w:t xml:space="preserve">Common Cause</w:t>
+      </w:r>
+      <w:r>
+        <w:t xml:space="preserve">, 2019 WL 4569584, at *122 (internal quotation marks omitted);</w:t>
+      </w:r>
+      <w:r>
+        <w:t xml:space="preserve"> </w:t>
+      </w:r>
+      <w:r>
+        <w:rPr>
+          <w:i/>
+          <w:iCs/>
+        </w:rPr>
+        <w:t xml:space="preserve">see also Harper I</w:t>
+      </w:r>
+      <w:r>
+        <w:t xml:space="preserve">, slip op. at 8</w:t>
+      </w:r>
+      <w:r>
+        <w:noBreakHyphen/>
+      </w:r>
+      <w:r>
+        <w:t xml:space="preserve">11.</w:t>
+      </w:r>
+      <w:r>
+        <w:t xml:space="preserve"> </w:t>
+      </w:r>
+      <w:r>
+        <w:t xml:space="preserve">“The</w:t>
+      </w:r>
+      <w:r>
+        <w:t xml:space="preserve"> </w:t>
+      </w:r>
+      <w:r>
+        <w:rPr>
+          <w:i/>
+          <w:iCs/>
+        </w:rPr>
+        <w:t xml:space="preserve">Common Cause</w:t>
+      </w:r>
+      <w:r>
+        <w:t xml:space="preserve"> </w:t>
+      </w:r>
+      <w:r>
+        <w:t xml:space="preserve">court concluded that under the 2017 state legislative plans, Democratic voters who live in cracked districts have little to no ability to instruct their representatives or obtain redress from their representatives on issues important to those voters.”</w:t>
+      </w:r>
+      <w:r>
+        <w:t xml:space="preserve"> </w:t>
+      </w:r>
+      <w:r>
+        <w:rPr>
+          <w:i/>
+          <w:iCs/>
+        </w:rPr>
+        <w:t xml:space="preserve">Id.</w:t>
+      </w:r>
+      <w:r>
+        <w:t xml:space="preserve"> </w:t>
+      </w:r>
+      <w:r>
+        <w:t xml:space="preserve">The same is true under the 2021 Plan. The 2021 Plan places Democrats in ten cracked districts that diminish their voting strength. The Democratic voters in these cracked districts have virtually no chance of successfully banding together to elect a candidate of their choice, and their Republican representatives have little incentive to consider the views of Democratic constituents.</w:t>
+      </w:r>
+    </w:p>
+    <w:p>
+      <w:pPr>
+        <w:pStyle w:val="BodyText"/>
+      </w:pPr>
+      <w:r>
+        <w:t xml:space="preserve">c. The 2021 Plan fails strict scrutiny—and indeed any scrutiny.</w:t>
+      </w:r>
+      <w:r>
+        <w:t xml:space="preserve"> </w:t>
+      </w:r>
+      <w:r>
+        <w:t xml:space="preserve">“Discriminating against citizens based on their political beliefs does not serve any legitimate government interest.”</w:t>
+      </w:r>
+      <w:r>
+        <w:t xml:space="preserve"> </w:t>
+      </w:r>
+      <w:r>
+        <w:rPr>
+          <w:i/>
+          <w:iCs/>
+        </w:rPr>
+        <w:t xml:space="preserve">Common Cause</w:t>
+      </w:r>
+      <w:r>
+        <w:t xml:space="preserve">, 2019 WL 4569584, at *123.</w:t>
+      </w:r>
+      <w:r>
+        <w:t xml:space="preserve"> </w:t>
+      </w:r>
+      <w:r>
+        <w:t xml:space="preserve">“Blatant examples of partisanship driving districting decisions are unrelated to any legitimate legislative objective.”</w:t>
+      </w:r>
+      <w:r>
+        <w:t xml:space="preserve"> </w:t>
+      </w:r>
+      <w:r>
+        <w:rPr>
+          <w:i/>
+          <w:iCs/>
+        </w:rPr>
+        <w:t xml:space="preserve">Id.</w:t>
+      </w:r>
+      <w:r>
+        <w:t xml:space="preserve"> </w:t>
+      </w:r>
+      <w:r>
+        <w:t xml:space="preserve">at *115 (internal quotation marks omitted).</w:t>
+      </w:r>
+      <w:r>
+        <w:t xml:space="preserve"> </w:t>
+      </w:r>
+      <w:r>
+        <w:t xml:space="preserve">“[P]artisan gerrymanders are incompatible with democratic principles and are contrary to the compelling governmental interests established by the North Carolina Constitution</w:t>
+      </w:r>
+      <w:r>
+        <w:t xml:space="preserve"> </w:t>
+      </w:r>
+      <w:r>
+        <w:t xml:space="preserve">‘in having fair, honest elections,’</w:t>
+      </w:r>
+      <w:r>
+        <w:t xml:space="preserve"> </w:t>
+      </w:r>
+      <w:r>
+        <w:t xml:space="preserve">where the</w:t>
+      </w:r>
+      <w:r>
+        <w:t xml:space="preserve"> </w:t>
+      </w:r>
+      <w:r>
+        <w:t xml:space="preserve">‘will of the people is ascertained fairly and truthfully.’</w:t>
+      </w:r>
+      <w:r>
+        <w:t xml:space="preserve">”</w:t>
+      </w:r>
+      <w:r>
+        <w:t xml:space="preserve"> </w:t>
+      </w:r>
+      <w:r>
+        <w:rPr>
+          <w:i/>
+          <w:iCs/>
+        </w:rPr>
+        <w:t xml:space="preserve">Id.</w:t>
+      </w:r>
+      <w:r>
+        <w:t xml:space="preserve"> </w:t>
+      </w:r>
+      <w:r>
+        <w:t xml:space="preserve">at *115</w:t>
+      </w:r>
+      <w:r>
+        <w:noBreakHyphen/>
+      </w:r>
+      <w:r>
+        <w:t xml:space="preserve">16 (quoting</w:t>
+      </w:r>
+      <w:r>
+        <w:t xml:space="preserve"> </w:t>
+      </w:r>
+      <w:r>
+        <w:rPr>
+          <w:i/>
+          <w:iCs/>
+        </w:rPr>
+        <w:t xml:space="preserve">Petersilie</w:t>
+      </w:r>
+      <w:r>
+        <w:t xml:space="preserve">, 334 N.C. at 182, 432 S.E.2d at 840, and</w:t>
+      </w:r>
+      <w:r>
+        <w:t xml:space="preserve"> </w:t>
+      </w:r>
+      <w:r>
+        <w:rPr>
+          <w:i/>
+          <w:iCs/>
+        </w:rPr>
+        <w:t xml:space="preserve">Skinner</w:t>
+      </w:r>
+      <w:r>
+        <w:t xml:space="preserve">, 169 N.C. at 415, 86 S.E.2d at 356)).</w:t>
+      </w:r>
+    </w:p>
+    <w:p>
+      <w:pPr>
         <w:keepNext/>
         <w:keepLines/>
         <w:spacing w:before="240" w:after="192" w:line="276" w:lineRule="exact"/>
@@ -11091,7 +11588,187 @@
           <w:i/>
           <w:iCs/>
         </w:rPr>
-        <w:t xml:space="preserve">a.</w:t>
+        <w:t xml:space="preserve">2.</w:t>
+      </w:r>
+      <w:r>
+        <w:rPr>
+          <w:b/>
+          <w:bCs/>
+          <w:i/>
+          <w:iCs/>
+        </w:rPr>
+        <w:t xml:space="preserve"> </w:t>
+      </w:r>
+      <w:r>
+        <w:rPr>
+          <w:b/>
+          <w:bCs/>
+          <w:i/>
+          <w:iCs/>
+        </w:rPr>
+        <w:t xml:space="preserve">The</w:t>
+      </w:r>
+      <w:r>
+        <w:rPr>
+          <w:b/>
+          <w:bCs/>
+          <w:i/>
+          <w:iCs/>
+        </w:rPr>
+        <w:t xml:space="preserve"> </w:t>
+      </w:r>
+      <w:r>
+        <w:rPr>
+          <w:b/>
+          <w:bCs/>
+          <w:i/>
+          <w:iCs/>
+        </w:rPr>
+        <w:t xml:space="preserve">2021</w:t>
+      </w:r>
+      <w:r>
+        <w:rPr>
+          <w:b/>
+          <w:bCs/>
+          <w:i/>
+          <w:iCs/>
+        </w:rPr>
+        <w:t xml:space="preserve"> </w:t>
+      </w:r>
+      <w:r>
+        <w:rPr>
+          <w:b/>
+          <w:bCs/>
+          <w:i/>
+          <w:iCs/>
+        </w:rPr>
+        <w:t xml:space="preserve">Plan</w:t>
+      </w:r>
+      <w:r>
+        <w:rPr>
+          <w:b/>
+          <w:bCs/>
+          <w:i/>
+          <w:iCs/>
+        </w:rPr>
+        <w:t xml:space="preserve"> </w:t>
+      </w:r>
+      <w:r>
+        <w:rPr>
+          <w:b/>
+          <w:bCs/>
+          <w:i/>
+          <w:iCs/>
+        </w:rPr>
+        <w:t xml:space="preserve">unconstitutionally</w:t>
+      </w:r>
+      <w:r>
+        <w:rPr>
+          <w:b/>
+          <w:bCs/>
+          <w:i/>
+          <w:iCs/>
+        </w:rPr>
+        <w:t xml:space="preserve"> </w:t>
+      </w:r>
+      <w:r>
+        <w:rPr>
+          <w:b/>
+          <w:bCs/>
+          <w:i/>
+          <w:iCs/>
+        </w:rPr>
+        <w:t xml:space="preserve">retaliates</w:t>
+      </w:r>
+      <w:r>
+        <w:rPr>
+          <w:b/>
+          <w:bCs/>
+          <w:i/>
+          <w:iCs/>
+        </w:rPr>
+        <w:t xml:space="preserve"> </w:t>
+      </w:r>
+      <w:r>
+        <w:rPr>
+          <w:b/>
+          <w:bCs/>
+          <w:i/>
+          <w:iCs/>
+        </w:rPr>
+        <w:t xml:space="preserve">against</w:t>
+      </w:r>
+      <w:r>
+        <w:rPr>
+          <w:b/>
+          <w:bCs/>
+          <w:i/>
+          <w:iCs/>
+        </w:rPr>
+        <w:t xml:space="preserve"> </w:t>
+      </w:r>
+      <w:r>
+        <w:rPr>
+          <w:b/>
+          <w:bCs/>
+          <w:i/>
+          <w:iCs/>
+        </w:rPr>
+        <w:t xml:space="preserve">protected</w:t>
+      </w:r>
+      <w:r>
+        <w:rPr>
+          <w:b/>
+          <w:bCs/>
+          <w:i/>
+          <w:iCs/>
+        </w:rPr>
+        <w:t xml:space="preserve"> </w:t>
+      </w:r>
+      <w:r>
+        <w:rPr>
+          <w:b/>
+          <w:bCs/>
+          <w:i/>
+          <w:iCs/>
+        </w:rPr>
+        <w:t xml:space="preserve">expression</w:t>
+      </w:r>
+      <w:r>
+        <w:rPr>
+          <w:b/>
+          <w:bCs/>
+          <w:i/>
+          <w:iCs/>
+        </w:rPr>
+        <w:t xml:space="preserve"> </w:t>
+      </w:r>
+      <w:r>
+        <w:rPr>
+          <w:b/>
+          <w:bCs/>
+          <w:i/>
+          <w:iCs/>
+        </w:rPr>
+        <w:t xml:space="preserve">and</w:t>
+      </w:r>
+      <w:r>
+        <w:rPr>
+          <w:b/>
+          <w:bCs/>
+          <w:i/>
+          <w:iCs/>
+        </w:rPr>
+        <w:t xml:space="preserve"> </w:t>
+      </w:r>
+      <w:r>
+        <w:rPr>
+          <w:b/>
+          <w:bCs/>
+          <w:i/>
+          <w:iCs/>
+        </w:rPr>
+        <w:t xml:space="preserve">association.</w:t>
       </w:r>
     </w:p>
     <w:p>
@@ -11099,13 +11776,25 @@
         <w:pStyle w:val="BodyText"/>
       </w:pPr>
       <w:r>
-        <w:t xml:space="preserve">A districting plan is subject to strict scrutiny where it burdens protected expression based on viewpoint by discriminatorily making the votes cast for one party’s candidates less effective.</w:t>
-      </w:r>
-      <w:r>
-        <w:t xml:space="preserve"> </w:t>
-      </w:r>
-      <w:r>
-        <w:t xml:space="preserve">“The guarantee of free expression stands against attempts to disfavor certain subjects or viewpoints.”</w:t>
+        <w:t xml:space="preserve">The 2021 Plan independently violates the Freedom of Speech and Assembly Clauses by retaliating against voters based on their protected speech and association.</w:t>
+      </w:r>
+      <w:r>
+        <w:t xml:space="preserve"> </w:t>
+      </w:r>
+      <w:r>
+        <w:t xml:space="preserve">“In addition to forbidding discrimination,”</w:t>
+      </w:r>
+      <w:r>
+        <w:t xml:space="preserve"> </w:t>
+      </w:r>
+      <w:r>
+        <w:t xml:space="preserve">North Carolina’s Freedom of Speech and Assembly Clauses</w:t>
+      </w:r>
+      <w:r>
+        <w:t xml:space="preserve"> </w:t>
+      </w:r>
+      <w:r>
+        <w:t xml:space="preserve">“also bar retaliation based on protected speech or conduct.”</w:t>
       </w:r>
       <w:r>
         <w:t xml:space="preserve"> </w:t>
@@ -11121,26 +11810,32 @@
         <w:t xml:space="preserve"> </w:t>
       </w:r>
       <w:r>
-        <w:t xml:space="preserve">at 9 (quoting</w:t>
-      </w:r>
-      <w:r>
-        <w:t xml:space="preserve"> </w:t>
-      </w:r>
-      <w:r>
-        <w:rPr>
-          <w:i/>
-          <w:iCs/>
-        </w:rPr>
-        <w:t xml:space="preserve">Citizens United v. FEC</w:t>
-      </w:r>
-      <w:r>
-        <w:t xml:space="preserve">, 558 U.S. 310, 340 (2010)). Notably,</w:t>
-      </w:r>
-      <w:r>
-        <w:t xml:space="preserve"> </w:t>
-      </w:r>
-      <w:r>
-        <w:t xml:space="preserve">“a plan need not explicitly mention any particular viewpoint to be impermissibly discriminatory.”</w:t>
+        <w:t xml:space="preserve">at *123.</w:t>
+      </w:r>
+      <w:r>
+        <w:t xml:space="preserve"> </w:t>
+      </w:r>
+      <w:r>
+        <w:t xml:space="preserve">“Courts carefully guard against retaliation by the party in power.”</w:t>
+      </w:r>
+      <w:r>
+        <w:t xml:space="preserve"> </w:t>
+      </w:r>
+      <w:r>
+        <w:rPr>
+          <w:i/>
+          <w:iCs/>
+        </w:rPr>
+        <w:t xml:space="preserve">Harper I</w:t>
+      </w:r>
+      <w:r>
+        <w:t xml:space="preserve">, slip op. at 10. To prevail on a retaliation theory, a plaintiff must show that</w:t>
+      </w:r>
+      <w:r>
+        <w:t xml:space="preserve"> </w:t>
+      </w:r>
+      <w:r>
+        <w:t xml:space="preserve">“(1) the [challenged plan] take[s] adverse action against them, (2) the [plan] w[as] created with an intent to retaliate against their protected speech or conduct, and (3) the [plan] would not have taken the adverse action but for that retaliatory intent.”</w:t>
       </w:r>
       <w:r>
         <w:t xml:space="preserve"> </w:t>
@@ -11153,32 +11848,34 @@
         <w:t xml:space="preserve">Common Cause</w:t>
       </w:r>
       <w:r>
-        <w:t xml:space="preserve">, 2019 WL 4569584, at *121. And</w:t>
-      </w:r>
-      <w:r>
-        <w:t xml:space="preserve"> </w:t>
-      </w:r>
-      <w:r>
-        <w:t xml:space="preserve">“[v]iewpoint discrimination is most insidious where the targeted speech is political.”</w:t>
-      </w:r>
-      <w:r>
-        <w:t xml:space="preserve"> </w:t>
-      </w:r>
-      <w:r>
-        <w:rPr>
-          <w:i/>
-          <w:iCs/>
-        </w:rPr>
-        <w:t xml:space="preserve">Harper I</w:t>
-      </w:r>
-      <w:r>
-        <w:t xml:space="preserve">, slip op. at 9.</w:t>
-      </w:r>
-      <w:r>
-        <w:t xml:space="preserve"> </w:t>
-      </w:r>
-      <w:r>
-        <w:t xml:space="preserve">“When a legislature engages in extreme partisan gerrymandering, it identifies certain preferred speakers (e.g. Republican voters) while targeting certain disfavored speakers (e.g. Democratic voters) because of disagreement with the views they express when they vote.”</w:t>
+        <w:t xml:space="preserve">, 2019 WL 4569584, at *123.</w:t>
+      </w:r>
+    </w:p>
+    <w:p>
+      <w:pPr>
+        <w:pStyle w:val="BodyText"/>
+      </w:pPr>
+      <w:r>
+        <w:t xml:space="preserve">Like the 2017 state legislative plans invalidated in</w:t>
+      </w:r>
+      <w:r>
+        <w:t xml:space="preserve"> </w:t>
+      </w:r>
+      <w:r>
+        <w:rPr>
+          <w:i/>
+          <w:iCs/>
+        </w:rPr>
+        <w:t xml:space="preserve">Common Cause</w:t>
+      </w:r>
+      <w:r>
+        <w:t xml:space="preserve">, the 2021 Plan satisfies all three of these requirements. As to adverse action,</w:t>
+      </w:r>
+      <w:r>
+        <w:t xml:space="preserve"> </w:t>
+      </w:r>
+      <w:r>
+        <w:t xml:space="preserve">“[i]n relative terms, Democratic voters under the [2021 Plan] are far less able to succeed in electing candidates of their choice than they would be under plans that were not so carefully crafted to dilute their votes. And in absolute terms, Plaintiffs are significantly foreclosed from succeeding in electing preferred candidates.”</w:t>
       </w:r>
       <w:r>
         <w:t xml:space="preserve"> </w:t>
@@ -11194,15 +11891,57 @@
         <w:t xml:space="preserve"> </w:t>
       </w:r>
       <w:r>
-        <w:t xml:space="preserve">at 10.</w:t>
-      </w:r>
-    </w:p>
-    <w:p>
-      <w:pPr>
-        <w:pStyle w:val="BodyText"/>
-      </w:pPr>
-      <w:r>
-        <w:t xml:space="preserve">The 2021 Plan replicates features that led the</w:t>
+        <w:t xml:space="preserve">As to intent,</w:t>
+      </w:r>
+      <w:r>
+        <w:t xml:space="preserve"> </w:t>
+      </w:r>
+      <w:r>
+        <w:t xml:space="preserve">“highly probative circumstantial evidence confirms that the 2021 Plan intentionally targeted Democratic voters based on their voting histories.”</w:t>
+      </w:r>
+      <w:r>
+        <w:t xml:space="preserve"> </w:t>
+      </w:r>
+      <w:r>
+        <w:rPr>
+          <w:i/>
+          <w:iCs/>
+        </w:rPr>
+        <w:t xml:space="preserve">Id.</w:t>
+      </w:r>
+      <w:r>
+        <w:t xml:space="preserve"> </w:t>
+      </w:r>
+      <w:r>
+        <w:t xml:space="preserve">at *124;</w:t>
+      </w:r>
+      <w:r>
+        <w:t xml:space="preserve"> </w:t>
+      </w:r>
+      <w:r>
+        <w:rPr>
+          <w:i/>
+          <w:iCs/>
+        </w:rPr>
+        <w:t xml:space="preserve">see supra</w:t>
+      </w:r>
+      <w:r>
+        <w:t xml:space="preserve"> </w:t>
+      </w:r>
+      <w:r>
+        <w:t xml:space="preserve">pp. 33</w:t>
+      </w:r>
+      <w:r>
+        <w:noBreakHyphen/>
+      </w:r>
+      <w:r>
+        <w:t xml:space="preserve">34. And as to causation,</w:t>
+      </w:r>
+      <w:r>
+        <w:t xml:space="preserve"> </w:t>
+      </w:r>
+      <w:r>
+        <w:t xml:space="preserve">“[t]he adverse effects described above would not have occurred if Legislative Defendants had not cracked and packed Democratic voters and thereby diluted their votes.”</w:t>
       </w:r>
       <w:r>
         <w:t xml:space="preserve"> </w:t>
@@ -11215,10 +11954,7 @@
         <w:t xml:space="preserve">Common Cause</w:t>
       </w:r>
       <w:r>
-        <w:t xml:space="preserve"> </w:t>
-      </w:r>
-      <w:r>
-        <w:t xml:space="preserve">Court to conclude that the 2017 state legislative plans violated the Freedom of Speech Clause. Here too, the Legislative Defendants singled out [Democratic voters] for disfavored treatment by packing and cracking them into districts with the aim of diluting their votes and, in the case of cracked districts, ensuring that these voters are significantly less likely, in comparison to Republican voters, to be able to elect a candidate who shares their views.</w:t>
+        <w:t xml:space="preserve">, 2019 WL 4569584, at *124. As he did in</w:t>
       </w:r>
       <w:r>
         <w:t xml:space="preserve"> </w:t>
@@ -11231,34 +11967,19 @@
         <w:t xml:space="preserve">Common Cause</w:t>
       </w:r>
       <w:r>
-        <w:t xml:space="preserve">, 2019 WL 4569584, at *120.</w:t>
-      </w:r>
-    </w:p>
-    <w:p>
-      <w:pPr>
-        <w:pStyle w:val="BodyText"/>
-      </w:pPr>
-      <w:r>
-        <w:t xml:space="preserve">As in</w:t>
-      </w:r>
-      <w:r>
-        <w:t xml:space="preserve"> </w:t>
-      </w:r>
-      <w:r>
-        <w:rPr>
-          <w:i/>
-          <w:iCs/>
-        </w:rPr>
-        <w:t xml:space="preserve">Common Cause</w:t>
-      </w:r>
-      <w:r>
-        <w:t xml:space="preserve">,</w:t>
-      </w:r>
-      <w:r>
-        <w:t xml:space="preserve"> </w:t>
-      </w:r>
-      <w:r>
-        <w:t xml:space="preserve">“it changes nothing that Democratic voters can still cast ballots under gerrymandered maps.”</w:t>
+        <w:t xml:space="preserve">, Dr. Chen</w:t>
+      </w:r>
+      <w:r>
+        <w:t xml:space="preserve"> </w:t>
+      </w:r>
+      <w:r>
+        <w:t xml:space="preserve">“compared the districts in which the Individual Plaintiffs currently reside under the enacted plan[] with districts in which they would have resided under each of his simulated plans,”</w:t>
+      </w:r>
+      <w:r>
+        <w:t xml:space="preserve"> </w:t>
+      </w:r>
+      <w:r>
+        <w:t xml:space="preserve">and found that eight of the Plaintiffs reside in districts that have a more extreme partisan distribution than was observed in at least 95% of the simulated maps.</w:t>
       </w:r>
       <w:r>
         <w:t xml:space="preserve"> </w:t>
@@ -11271,77 +11992,23 @@
         <w:t xml:space="preserve">Id.</w:t>
       </w:r>
       <w:r>
-        <w:t xml:space="preserve"> </w:t>
-      </w:r>
-      <w:r>
-        <w:t xml:space="preserve">at 121.</w:t>
-      </w:r>
-      <w:r>
-        <w:t xml:space="preserve"> </w:t>
-      </w:r>
-      <w:r>
-        <w:t xml:space="preserve">“The government unconstitutionally burdens speech where it renders disfavored speech less effective, even if it does not ban such speech outright.”</w:t>
-      </w:r>
-      <w:r>
-        <w:t xml:space="preserve"> </w:t>
-      </w:r>
-      <w:r>
-        <w:rPr>
-          <w:i/>
-          <w:iCs/>
-        </w:rPr>
-        <w:t xml:space="preserve">Id.</w:t>
-      </w:r>
-      <w:r>
-        <w:t xml:space="preserve"> </w:t>
-      </w:r>
-      <w:r>
-        <w:t xml:space="preserve">Like the invalidated 2017 state legislative plans,</w:t>
-      </w:r>
-      <w:r>
-        <w:t xml:space="preserve"> </w:t>
-      </w:r>
-      <w:r>
-        <w:t xml:space="preserve">“the 2021 Plan’s sorting of Plaintiffs and other Democratic voters based on disfavor for their political views has burdened their speech by making their votes less effective.”</w:t>
-      </w:r>
-      <w:r>
-        <w:t xml:space="preserve"> </w:t>
-      </w:r>
-      <w:r>
-        <w:rPr>
-          <w:i/>
-          <w:iCs/>
-        </w:rPr>
-        <w:t xml:space="preserve">Id.</w:t>
-      </w:r>
-      <w:r>
-        <w:t xml:space="preserve"> </w:t>
-      </w:r>
-      <w:r>
-        <w:t xml:space="preserve">“Plaintiffs and other Democratic voters live in districts where their votes are guaranteed to be</w:t>
-      </w:r>
-      <w:r>
-        <w:t xml:space="preserve"> </w:t>
-      </w:r>
-      <w:r>
-        <w:rPr>
-          <w:i/>
-          <w:iCs/>
-        </w:rPr>
-        <w:t xml:space="preserve">less effective</w:t>
-      </w:r>
-      <w:r>
-        <w:t xml:space="preserve">—either because the districts are packed such that Democratic candidates will win by astronomical margins or because the Democratic voters are cracked into seats that are safely Republican.”</w:t>
-      </w:r>
-      <w:r>
-        <w:t xml:space="preserve"> </w:t>
-      </w:r>
-      <w:r>
-        <w:rPr>
-          <w:i/>
-          <w:iCs/>
-        </w:rPr>
-        <w:t xml:space="preserve">Id.</w:t>
+        <w:t xml:space="preserve">;</w:t>
+      </w:r>
+      <w:r>
+        <w:t xml:space="preserve"> </w:t>
+      </w:r>
+      <w:r>
+        <w:rPr>
+          <w:i/>
+          <w:iCs/>
+        </w:rPr>
+        <w:t xml:space="preserve">see</w:t>
+      </w:r>
+      <w:r>
+        <w:t xml:space="preserve"> </w:t>
+      </w:r>
+      <w:r>
+        <w:t xml:space="preserve">Chen Rep. 48.</w:t>
       </w:r>
     </w:p>
     <w:p>
@@ -11359,7 +12026,151 @@
           <w:i/>
           <w:iCs/>
         </w:rPr>
-        <w:t xml:space="preserve">b.</w:t>
+        <w:t xml:space="preserve">D.</w:t>
+      </w:r>
+      <w:r>
+        <w:rPr>
+          <w:b/>
+          <w:bCs/>
+          <w:i/>
+          <w:iCs/>
+        </w:rPr>
+        <w:t xml:space="preserve"> </w:t>
+      </w:r>
+      <w:r>
+        <w:rPr>
+          <w:b/>
+          <w:bCs/>
+          <w:i/>
+          <w:iCs/>
+        </w:rPr>
+        <w:t xml:space="preserve">All</w:t>
+      </w:r>
+      <w:r>
+        <w:rPr>
+          <w:b/>
+          <w:bCs/>
+          <w:i/>
+          <w:iCs/>
+        </w:rPr>
+        <w:t xml:space="preserve"> </w:t>
+      </w:r>
+      <w:r>
+        <w:rPr>
+          <w:b/>
+          <w:bCs/>
+          <w:i/>
+          <w:iCs/>
+        </w:rPr>
+        <w:t xml:space="preserve">Plaintiffs</w:t>
+      </w:r>
+      <w:r>
+        <w:rPr>
+          <w:b/>
+          <w:bCs/>
+          <w:i/>
+          <w:iCs/>
+        </w:rPr>
+        <w:t xml:space="preserve"> </w:t>
+      </w:r>
+      <w:r>
+        <w:rPr>
+          <w:b/>
+          <w:bCs/>
+          <w:i/>
+          <w:iCs/>
+        </w:rPr>
+        <w:t xml:space="preserve">have</w:t>
+      </w:r>
+      <w:r>
+        <w:rPr>
+          <w:b/>
+          <w:bCs/>
+          <w:i/>
+          <w:iCs/>
+        </w:rPr>
+        <w:t xml:space="preserve"> </w:t>
+      </w:r>
+      <w:r>
+        <w:rPr>
+          <w:b/>
+          <w:bCs/>
+          <w:i/>
+          <w:iCs/>
+        </w:rPr>
+        <w:t xml:space="preserve">established</w:t>
+      </w:r>
+      <w:r>
+        <w:rPr>
+          <w:b/>
+          <w:bCs/>
+          <w:i/>
+          <w:iCs/>
+        </w:rPr>
+        <w:t xml:space="preserve"> </w:t>
+      </w:r>
+      <w:r>
+        <w:rPr>
+          <w:b/>
+          <w:bCs/>
+          <w:i/>
+          <w:iCs/>
+        </w:rPr>
+        <w:t xml:space="preserve">a</w:t>
+      </w:r>
+      <w:r>
+        <w:rPr>
+          <w:b/>
+          <w:bCs/>
+          <w:i/>
+          <w:iCs/>
+        </w:rPr>
+        <w:t xml:space="preserve"> </w:t>
+      </w:r>
+      <w:r>
+        <w:rPr>
+          <w:b/>
+          <w:bCs/>
+          <w:i/>
+          <w:iCs/>
+        </w:rPr>
+        <w:t xml:space="preserve">likelihood</w:t>
+      </w:r>
+      <w:r>
+        <w:rPr>
+          <w:b/>
+          <w:bCs/>
+          <w:i/>
+          <w:iCs/>
+        </w:rPr>
+        <w:t xml:space="preserve"> </w:t>
+      </w:r>
+      <w:r>
+        <w:rPr>
+          <w:b/>
+          <w:bCs/>
+          <w:i/>
+          <w:iCs/>
+        </w:rPr>
+        <w:t xml:space="preserve">of</w:t>
+      </w:r>
+      <w:r>
+        <w:rPr>
+          <w:b/>
+          <w:bCs/>
+          <w:i/>
+          <w:iCs/>
+        </w:rPr>
+        <w:t xml:space="preserve"> </w:t>
+      </w:r>
+      <w:r>
+        <w:rPr>
+          <w:b/>
+          <w:bCs/>
+          <w:i/>
+          <w:iCs/>
+        </w:rPr>
+        <w:t xml:space="preserve">standing.</w:t>
       </w:r>
     </w:p>
     <w:p>
@@ -11367,877 +12178,6 @@
         <w:pStyle w:val="BodyText"/>
       </w:pPr>
       <w:r>
-        <w:t xml:space="preserve">The 2021 Plan independently violates Article I, § 12 by burdening the ability of Democratic voters to associate effectively. As</w:t>
-      </w:r>
-      <w:r>
-        <w:t xml:space="preserve"> </w:t>
-      </w:r>
-      <w:r>
-        <w:rPr>
-          <w:i/>
-          <w:iCs/>
-        </w:rPr>
-        <w:t xml:space="preserve">Harper I</w:t>
-      </w:r>
-      <w:r>
-        <w:t xml:space="preserve"> </w:t>
-      </w:r>
-      <w:r>
-        <w:t xml:space="preserve">explained, a legislature that engages in extreme partisan gerrymandering burdens the associational rights of disfavored voters.</w:t>
-      </w:r>
-      <w:r>
-        <w:t xml:space="preserve"> </w:t>
-      </w:r>
-      <w:r>
-        <w:rPr>
-          <w:i/>
-          <w:iCs/>
-        </w:rPr>
-        <w:t xml:space="preserve">Harper I</w:t>
-      </w:r>
-      <w:r>
-        <w:t xml:space="preserve">, slip op. at 10. The</w:t>
-      </w:r>
-      <w:r>
-        <w:t xml:space="preserve"> </w:t>
-      </w:r>
-      <w:r>
-        <w:rPr>
-          <w:i/>
-          <w:iCs/>
-        </w:rPr>
-        <w:t xml:space="preserve">Common Cause</w:t>
-      </w:r>
-      <w:r>
-        <w:t xml:space="preserve"> </w:t>
-      </w:r>
-      <w:r>
-        <w:t xml:space="preserve">court held that a districting plan is subject to strict scrutiny where it burdens disfavored association by</w:t>
-      </w:r>
-      <w:r>
-        <w:t xml:space="preserve"> </w:t>
-      </w:r>
-      <w:r>
-        <w:t xml:space="preserve">“restricting the ability of like-minded people across the State to affiliate in a political party and carry out [their] activities and objects.”</w:t>
-      </w:r>
-      <w:r>
-        <w:t xml:space="preserve"> </w:t>
-      </w:r>
-      <w:r>
-        <w:rPr>
-          <w:i/>
-          <w:iCs/>
-        </w:rPr>
-        <w:t xml:space="preserve">Common Cause</w:t>
-      </w:r>
-      <w:r>
-        <w:t xml:space="preserve">, 2019 WL 4569584, at *122 (internal quotation marks omitted);</w:t>
-      </w:r>
-      <w:r>
-        <w:t xml:space="preserve"> </w:t>
-      </w:r>
-      <w:r>
-        <w:rPr>
-          <w:i/>
-          <w:iCs/>
-        </w:rPr>
-        <w:t xml:space="preserve">see also Harper I</w:t>
-      </w:r>
-      <w:r>
-        <w:t xml:space="preserve">, slip op. at 8</w:t>
-      </w:r>
-      <w:r>
-        <w:noBreakHyphen/>
-      </w:r>
-      <w:r>
-        <w:t xml:space="preserve">11.</w:t>
-      </w:r>
-      <w:r>
-        <w:t xml:space="preserve"> </w:t>
-      </w:r>
-      <w:r>
-        <w:t xml:space="preserve">“The</w:t>
-      </w:r>
-      <w:r>
-        <w:t xml:space="preserve"> </w:t>
-      </w:r>
-      <w:r>
-        <w:rPr>
-          <w:i/>
-          <w:iCs/>
-        </w:rPr>
-        <w:t xml:space="preserve">Common Cause</w:t>
-      </w:r>
-      <w:r>
-        <w:t xml:space="preserve"> </w:t>
-      </w:r>
-      <w:r>
-        <w:t xml:space="preserve">court concluded that under the 2017 state legislative plans, Democratic voters who live in cracked districts have little to no ability to instruct their representatives or obtain redress from their representatives on issues important to those voters.”</w:t>
-      </w:r>
-      <w:r>
-        <w:t xml:space="preserve"> </w:t>
-      </w:r>
-      <w:r>
-        <w:rPr>
-          <w:i/>
-          <w:iCs/>
-        </w:rPr>
-        <w:t xml:space="preserve">Id.</w:t>
-      </w:r>
-      <w:r>
-        <w:t xml:space="preserve"> </w:t>
-      </w:r>
-      <w:r>
-        <w:t xml:space="preserve">The same is true under the 2021 Plan. The 2021 Plan places Democrats in ten cracked districts that diminish their voting strength. The Democratic voters in these cracked districts have virtually no chance of successfully banding together to elect a candidate of their choice, and their Republican representatives have little incentive to consider the views of Democratic constituents.</w:t>
-      </w:r>
-    </w:p>
-    <w:p>
-      <w:pPr>
-        <w:keepNext/>
-        <w:keepLines/>
-        <w:spacing w:before="240" w:after="192" w:line="276" w:lineRule="exact"/>
-        <w:ind w:left="720" w:hanging="720"/>
-        <w:jc w:val="left"/>
-      </w:pPr>
-      <w:r>
-        <w:rPr>
-          <w:b/>
-          <w:bCs/>
-          <w:i/>
-          <w:iCs/>
-        </w:rPr>
-        <w:t xml:space="preserve">c.</w:t>
-      </w:r>
-    </w:p>
-    <w:p>
-      <w:pPr>
-        <w:pStyle w:val="BodyText"/>
-      </w:pPr>
-      <w:r>
-        <w:t xml:space="preserve">The 2021 Plan fails strict scrutiny—and indeed any scrutiny.</w:t>
-      </w:r>
-      <w:r>
-        <w:t xml:space="preserve"> </w:t>
-      </w:r>
-      <w:r>
-        <w:t xml:space="preserve">“Discriminating against citizens based on their political beliefs does not serve any legitimate government interest.”</w:t>
-      </w:r>
-      <w:r>
-        <w:t xml:space="preserve"> </w:t>
-      </w:r>
-      <w:r>
-        <w:rPr>
-          <w:i/>
-          <w:iCs/>
-        </w:rPr>
-        <w:t xml:space="preserve">Common Cause</w:t>
-      </w:r>
-      <w:r>
-        <w:t xml:space="preserve">, 2019 WL 4569584, at *123.</w:t>
-      </w:r>
-      <w:r>
-        <w:t xml:space="preserve"> </w:t>
-      </w:r>
-      <w:r>
-        <w:t xml:space="preserve">“Blatant examples of partisanship driving districting decisions are unrelated to any legitimate legislative objective.”</w:t>
-      </w:r>
-      <w:r>
-        <w:t xml:space="preserve"> </w:t>
-      </w:r>
-      <w:r>
-        <w:rPr>
-          <w:i/>
-          <w:iCs/>
-        </w:rPr>
-        <w:t xml:space="preserve">Id.</w:t>
-      </w:r>
-      <w:r>
-        <w:t xml:space="preserve"> </w:t>
-      </w:r>
-      <w:r>
-        <w:t xml:space="preserve">at *115 (internal quotation marks omitted).</w:t>
-      </w:r>
-      <w:r>
-        <w:t xml:space="preserve"> </w:t>
-      </w:r>
-      <w:r>
-        <w:t xml:space="preserve">“[P]artisan gerrymanders are incompatible with democratic principles and are contrary to the compelling governmental interests established by the North Carolina Constitution</w:t>
-      </w:r>
-      <w:r>
-        <w:t xml:space="preserve"> </w:t>
-      </w:r>
-      <w:r>
-        <w:t xml:space="preserve">‘in having fair, honest elections,’</w:t>
-      </w:r>
-      <w:r>
-        <w:t xml:space="preserve"> </w:t>
-      </w:r>
-      <w:r>
-        <w:t xml:space="preserve">where the</w:t>
-      </w:r>
-      <w:r>
-        <w:t xml:space="preserve"> </w:t>
-      </w:r>
-      <w:r>
-        <w:t xml:space="preserve">‘will of the people is ascertained fairly and truthfully.’</w:t>
-      </w:r>
-      <w:r>
-        <w:t xml:space="preserve">”</w:t>
-      </w:r>
-      <w:r>
-        <w:t xml:space="preserve"> </w:t>
-      </w:r>
-      <w:r>
-        <w:rPr>
-          <w:i/>
-          <w:iCs/>
-        </w:rPr>
-        <w:t xml:space="preserve">Id.</w:t>
-      </w:r>
-      <w:r>
-        <w:t xml:space="preserve"> </w:t>
-      </w:r>
-      <w:r>
-        <w:t xml:space="preserve">at *115</w:t>
-      </w:r>
-      <w:r>
-        <w:noBreakHyphen/>
-      </w:r>
-      <w:r>
-        <w:t xml:space="preserve">16 (quoting</w:t>
-      </w:r>
-      <w:r>
-        <w:t xml:space="preserve"> </w:t>
-      </w:r>
-      <w:r>
-        <w:rPr>
-          <w:i/>
-          <w:iCs/>
-        </w:rPr>
-        <w:t xml:space="preserve">Petersilie</w:t>
-      </w:r>
-      <w:r>
-        <w:t xml:space="preserve">, 334 N.C. at 182, 432 S.E.2d at 840, and</w:t>
-      </w:r>
-      <w:r>
-        <w:t xml:space="preserve"> </w:t>
-      </w:r>
-      <w:r>
-        <w:rPr>
-          <w:i/>
-          <w:iCs/>
-        </w:rPr>
-        <w:t xml:space="preserve">Skinner</w:t>
-      </w:r>
-      <w:r>
-        <w:t xml:space="preserve">, 169 N.C. at 415, 86 S.E.2d at 356)).</w:t>
-      </w:r>
-    </w:p>
-    <w:p>
-      <w:pPr>
-        <w:keepNext/>
-        <w:keepLines/>
-        <w:spacing w:before="240" w:after="192" w:line="276" w:lineRule="exact"/>
-        <w:ind w:left="720" w:hanging="720"/>
-        <w:jc w:val="left"/>
-      </w:pPr>
-      <w:r>
-        <w:rPr>
-          <w:b/>
-          <w:bCs/>
-          <w:i/>
-          <w:iCs/>
-        </w:rPr>
-        <w:t xml:space="preserve">2.</w:t>
-      </w:r>
-      <w:r>
-        <w:rPr>
-          <w:b/>
-          <w:bCs/>
-          <w:i/>
-          <w:iCs/>
-        </w:rPr>
-        <w:t xml:space="preserve"> </w:t>
-      </w:r>
-      <w:r>
-        <w:rPr>
-          <w:b/>
-          <w:bCs/>
-          <w:i/>
-          <w:iCs/>
-        </w:rPr>
-        <w:t xml:space="preserve">The</w:t>
-      </w:r>
-      <w:r>
-        <w:rPr>
-          <w:b/>
-          <w:bCs/>
-          <w:i/>
-          <w:iCs/>
-        </w:rPr>
-        <w:t xml:space="preserve"> </w:t>
-      </w:r>
-      <w:r>
-        <w:rPr>
-          <w:b/>
-          <w:bCs/>
-          <w:i/>
-          <w:iCs/>
-        </w:rPr>
-        <w:t xml:space="preserve">2021</w:t>
-      </w:r>
-      <w:r>
-        <w:rPr>
-          <w:b/>
-          <w:bCs/>
-          <w:i/>
-          <w:iCs/>
-        </w:rPr>
-        <w:t xml:space="preserve"> </w:t>
-      </w:r>
-      <w:r>
-        <w:rPr>
-          <w:b/>
-          <w:bCs/>
-          <w:i/>
-          <w:iCs/>
-        </w:rPr>
-        <w:t xml:space="preserve">Plan</w:t>
-      </w:r>
-      <w:r>
-        <w:rPr>
-          <w:b/>
-          <w:bCs/>
-          <w:i/>
-          <w:iCs/>
-        </w:rPr>
-        <w:t xml:space="preserve"> </w:t>
-      </w:r>
-      <w:r>
-        <w:rPr>
-          <w:b/>
-          <w:bCs/>
-          <w:i/>
-          <w:iCs/>
-        </w:rPr>
-        <w:t xml:space="preserve">unconstitutionally</w:t>
-      </w:r>
-      <w:r>
-        <w:rPr>
-          <w:b/>
-          <w:bCs/>
-          <w:i/>
-          <w:iCs/>
-        </w:rPr>
-        <w:t xml:space="preserve"> </w:t>
-      </w:r>
-      <w:r>
-        <w:rPr>
-          <w:b/>
-          <w:bCs/>
-          <w:i/>
-          <w:iCs/>
-        </w:rPr>
-        <w:t xml:space="preserve">retaliates</w:t>
-      </w:r>
-      <w:r>
-        <w:rPr>
-          <w:b/>
-          <w:bCs/>
-          <w:i/>
-          <w:iCs/>
-        </w:rPr>
-        <w:t xml:space="preserve"> </w:t>
-      </w:r>
-      <w:r>
-        <w:rPr>
-          <w:b/>
-          <w:bCs/>
-          <w:i/>
-          <w:iCs/>
-        </w:rPr>
-        <w:t xml:space="preserve">against</w:t>
-      </w:r>
-      <w:r>
-        <w:rPr>
-          <w:b/>
-          <w:bCs/>
-          <w:i/>
-          <w:iCs/>
-        </w:rPr>
-        <w:t xml:space="preserve"> </w:t>
-      </w:r>
-      <w:r>
-        <w:rPr>
-          <w:b/>
-          <w:bCs/>
-          <w:i/>
-          <w:iCs/>
-        </w:rPr>
-        <w:t xml:space="preserve">protected</w:t>
-      </w:r>
-      <w:r>
-        <w:rPr>
-          <w:b/>
-          <w:bCs/>
-          <w:i/>
-          <w:iCs/>
-        </w:rPr>
-        <w:t xml:space="preserve"> </w:t>
-      </w:r>
-      <w:r>
-        <w:rPr>
-          <w:b/>
-          <w:bCs/>
-          <w:i/>
-          <w:iCs/>
-        </w:rPr>
-        <w:t xml:space="preserve">expression</w:t>
-      </w:r>
-      <w:r>
-        <w:rPr>
-          <w:b/>
-          <w:bCs/>
-          <w:i/>
-          <w:iCs/>
-        </w:rPr>
-        <w:t xml:space="preserve"> </w:t>
-      </w:r>
-      <w:r>
-        <w:rPr>
-          <w:b/>
-          <w:bCs/>
-          <w:i/>
-          <w:iCs/>
-        </w:rPr>
-        <w:t xml:space="preserve">and</w:t>
-      </w:r>
-      <w:r>
-        <w:rPr>
-          <w:b/>
-          <w:bCs/>
-          <w:i/>
-          <w:iCs/>
-        </w:rPr>
-        <w:t xml:space="preserve"> </w:t>
-      </w:r>
-      <w:r>
-        <w:rPr>
-          <w:b/>
-          <w:bCs/>
-          <w:i/>
-          <w:iCs/>
-        </w:rPr>
-        <w:t xml:space="preserve">association.</w:t>
-      </w:r>
-    </w:p>
-    <w:p>
-      <w:pPr>
-        <w:pStyle w:val="BodyText"/>
-      </w:pPr>
-      <w:r>
-        <w:t xml:space="preserve">The 2021 Plan independently violates the Freedom of Speech and Assembly Clauses by retaliating against voters based on their protected speech and association.</w:t>
-      </w:r>
-      <w:r>
-        <w:t xml:space="preserve"> </w:t>
-      </w:r>
-      <w:r>
-        <w:t xml:space="preserve">“In addition to forbidding discrimination,”</w:t>
-      </w:r>
-      <w:r>
-        <w:t xml:space="preserve"> </w:t>
-      </w:r>
-      <w:r>
-        <w:t xml:space="preserve">North Carolina’s Freedom of Speech and Assembly Clauses</w:t>
-      </w:r>
-      <w:r>
-        <w:t xml:space="preserve"> </w:t>
-      </w:r>
-      <w:r>
-        <w:t xml:space="preserve">“also bar retaliation based on protected speech or conduct.”</w:t>
-      </w:r>
-      <w:r>
-        <w:t xml:space="preserve"> </w:t>
-      </w:r>
-      <w:r>
-        <w:rPr>
-          <w:i/>
-          <w:iCs/>
-        </w:rPr>
-        <w:t xml:space="preserve">Id.</w:t>
-      </w:r>
-      <w:r>
-        <w:t xml:space="preserve"> </w:t>
-      </w:r>
-      <w:r>
-        <w:t xml:space="preserve">at *123.</w:t>
-      </w:r>
-      <w:r>
-        <w:t xml:space="preserve"> </w:t>
-      </w:r>
-      <w:r>
-        <w:t xml:space="preserve">“Courts carefully guard against retaliation by the party in power.”</w:t>
-      </w:r>
-      <w:r>
-        <w:t xml:space="preserve"> </w:t>
-      </w:r>
-      <w:r>
-        <w:rPr>
-          <w:i/>
-          <w:iCs/>
-        </w:rPr>
-        <w:t xml:space="preserve">Harper I</w:t>
-      </w:r>
-      <w:r>
-        <w:t xml:space="preserve">, slip op. at 10. To prevail on a retaliation theory, a plaintiff must show that</w:t>
-      </w:r>
-      <w:r>
-        <w:t xml:space="preserve"> </w:t>
-      </w:r>
-      <w:r>
-        <w:t xml:space="preserve">“(1) the [challenged plan] take[s] adverse action against them, (2) the [plan] w[as] created with an intent to retaliate against their protected speech or conduct, and (3) the [plan] would not have taken the adverse action but for that retaliatory intent.”</w:t>
-      </w:r>
-      <w:r>
-        <w:t xml:space="preserve"> </w:t>
-      </w:r>
-      <w:r>
-        <w:rPr>
-          <w:i/>
-          <w:iCs/>
-        </w:rPr>
-        <w:t xml:space="preserve">Common Cause</w:t>
-      </w:r>
-      <w:r>
-        <w:t xml:space="preserve">, 2019 WL 4569584, at *123.</w:t>
-      </w:r>
-    </w:p>
-    <w:p>
-      <w:pPr>
-        <w:pStyle w:val="BodyText"/>
-      </w:pPr>
-      <w:r>
-        <w:t xml:space="preserve">Like the 2017 state legislative plans invalidated in</w:t>
-      </w:r>
-      <w:r>
-        <w:t xml:space="preserve"> </w:t>
-      </w:r>
-      <w:r>
-        <w:rPr>
-          <w:i/>
-          <w:iCs/>
-        </w:rPr>
-        <w:t xml:space="preserve">Common Cause</w:t>
-      </w:r>
-      <w:r>
-        <w:t xml:space="preserve">, the 2021 Plan satisfies all three of these requirements. As to adverse action,</w:t>
-      </w:r>
-      <w:r>
-        <w:t xml:space="preserve"> </w:t>
-      </w:r>
-      <w:r>
-        <w:t xml:space="preserve">“[i]n relative terms, Democratic voters under the [2021 Plan] are far less able to succeed in electing candidates of their choice than they would be under plans that were not so carefully crafted to dilute their votes. And in absolute terms, Plaintiffs are significantly foreclosed from succeeding in electing preferred candidates.”</w:t>
-      </w:r>
-      <w:r>
-        <w:t xml:space="preserve"> </w:t>
-      </w:r>
-      <w:r>
-        <w:rPr>
-          <w:i/>
-          <w:iCs/>
-        </w:rPr>
-        <w:t xml:space="preserve">Id.</w:t>
-      </w:r>
-      <w:r>
-        <w:t xml:space="preserve"> </w:t>
-      </w:r>
-      <w:r>
-        <w:t xml:space="preserve">As to intent,</w:t>
-      </w:r>
-      <w:r>
-        <w:t xml:space="preserve"> </w:t>
-      </w:r>
-      <w:r>
-        <w:t xml:space="preserve">“highly probative circumstantial evidence confirms that the 2021 Plan intentionally targeted Democratic voters based on their voting histories.”</w:t>
-      </w:r>
-      <w:r>
-        <w:t xml:space="preserve"> </w:t>
-      </w:r>
-      <w:r>
-        <w:rPr>
-          <w:i/>
-          <w:iCs/>
-        </w:rPr>
-        <w:t xml:space="preserve">Id.</w:t>
-      </w:r>
-      <w:r>
-        <w:t xml:space="preserve"> </w:t>
-      </w:r>
-      <w:r>
-        <w:t xml:space="preserve">at *124;</w:t>
-      </w:r>
-      <w:r>
-        <w:t xml:space="preserve"> </w:t>
-      </w:r>
-      <w:r>
-        <w:rPr>
-          <w:i/>
-          <w:iCs/>
-        </w:rPr>
-        <w:t xml:space="preserve">see supra</w:t>
-      </w:r>
-      <w:r>
-        <w:t xml:space="preserve"> </w:t>
-      </w:r>
-      <w:r>
-        <w:t xml:space="preserve">pp. 33</w:t>
-      </w:r>
-      <w:r>
-        <w:noBreakHyphen/>
-      </w:r>
-      <w:r>
-        <w:t xml:space="preserve">34. And as to causation,</w:t>
-      </w:r>
-      <w:r>
-        <w:t xml:space="preserve"> </w:t>
-      </w:r>
-      <w:r>
-        <w:t xml:space="preserve">“[t]he adverse effects described above would not have occurred if Legislative Defendants had not cracked and packed Democratic voters and thereby diluted their votes.”</w:t>
-      </w:r>
-      <w:r>
-        <w:t xml:space="preserve"> </w:t>
-      </w:r>
-      <w:r>
-        <w:rPr>
-          <w:i/>
-          <w:iCs/>
-        </w:rPr>
-        <w:t xml:space="preserve">Common Cause</w:t>
-      </w:r>
-      <w:r>
-        <w:t xml:space="preserve">, 2019 WL 4569584, at *124. As he did in</w:t>
-      </w:r>
-      <w:r>
-        <w:t xml:space="preserve"> </w:t>
-      </w:r>
-      <w:r>
-        <w:rPr>
-          <w:i/>
-          <w:iCs/>
-        </w:rPr>
-        <w:t xml:space="preserve">Common Cause</w:t>
-      </w:r>
-      <w:r>
-        <w:t xml:space="preserve">, Dr. Chen</w:t>
-      </w:r>
-      <w:r>
-        <w:t xml:space="preserve"> </w:t>
-      </w:r>
-      <w:r>
-        <w:t xml:space="preserve">“compared the districts in which the Individual Plaintiffs currently reside under the enacted plan[] with districts in which they would have resided under each of his simulated plans,”</w:t>
-      </w:r>
-      <w:r>
-        <w:t xml:space="preserve"> </w:t>
-      </w:r>
-      <w:r>
-        <w:t xml:space="preserve">and found that eight of the Plaintiffs reside in districts that have a more extreme partisan distribution than was observed in at least 95% of the simulated maps.</w:t>
-      </w:r>
-      <w:r>
-        <w:t xml:space="preserve"> </w:t>
-      </w:r>
-      <w:r>
-        <w:rPr>
-          <w:i/>
-          <w:iCs/>
-        </w:rPr>
-        <w:t xml:space="preserve">Id.</w:t>
-      </w:r>
-      <w:r>
-        <w:t xml:space="preserve">;</w:t>
-      </w:r>
-      <w:r>
-        <w:t xml:space="preserve"> </w:t>
-      </w:r>
-      <w:r>
-        <w:rPr>
-          <w:i/>
-          <w:iCs/>
-        </w:rPr>
-        <w:t xml:space="preserve">see</w:t>
-      </w:r>
-      <w:r>
-        <w:t xml:space="preserve"> </w:t>
-      </w:r>
-      <w:r>
-        <w:t xml:space="preserve">Chen Rep. 48.</w:t>
-      </w:r>
-    </w:p>
-    <w:p>
-      <w:pPr>
-        <w:keepNext/>
-        <w:keepLines/>
-        <w:spacing w:before="240" w:after="192" w:line="276" w:lineRule="exact"/>
-        <w:ind w:left="720" w:hanging="720"/>
-        <w:jc w:val="left"/>
-      </w:pPr>
-      <w:r>
-        <w:rPr>
-          <w:b/>
-          <w:bCs/>
-          <w:i/>
-          <w:iCs/>
-        </w:rPr>
-        <w:t xml:space="preserve">D.</w:t>
-      </w:r>
-      <w:r>
-        <w:rPr>
-          <w:b/>
-          <w:bCs/>
-          <w:i/>
-          <w:iCs/>
-        </w:rPr>
-        <w:t xml:space="preserve"> </w:t>
-      </w:r>
-      <w:r>
-        <w:rPr>
-          <w:b/>
-          <w:bCs/>
-          <w:i/>
-          <w:iCs/>
-        </w:rPr>
-        <w:t xml:space="preserve">All</w:t>
-      </w:r>
-      <w:r>
-        <w:rPr>
-          <w:b/>
-          <w:bCs/>
-          <w:i/>
-          <w:iCs/>
-        </w:rPr>
-        <w:t xml:space="preserve"> </w:t>
-      </w:r>
-      <w:r>
-        <w:rPr>
-          <w:b/>
-          <w:bCs/>
-          <w:i/>
-          <w:iCs/>
-        </w:rPr>
-        <w:t xml:space="preserve">Plaintiffs</w:t>
-      </w:r>
-      <w:r>
-        <w:rPr>
-          <w:b/>
-          <w:bCs/>
-          <w:i/>
-          <w:iCs/>
-        </w:rPr>
-        <w:t xml:space="preserve"> </w:t>
-      </w:r>
-      <w:r>
-        <w:rPr>
-          <w:b/>
-          <w:bCs/>
-          <w:i/>
-          <w:iCs/>
-        </w:rPr>
-        <w:t xml:space="preserve">have</w:t>
-      </w:r>
-      <w:r>
-        <w:rPr>
-          <w:b/>
-          <w:bCs/>
-          <w:i/>
-          <w:iCs/>
-        </w:rPr>
-        <w:t xml:space="preserve"> </w:t>
-      </w:r>
-      <w:r>
-        <w:rPr>
-          <w:b/>
-          <w:bCs/>
-          <w:i/>
-          <w:iCs/>
-        </w:rPr>
-        <w:t xml:space="preserve">established</w:t>
-      </w:r>
-      <w:r>
-        <w:rPr>
-          <w:b/>
-          <w:bCs/>
-          <w:i/>
-          <w:iCs/>
-        </w:rPr>
-        <w:t xml:space="preserve"> </w:t>
-      </w:r>
-      <w:r>
-        <w:rPr>
-          <w:b/>
-          <w:bCs/>
-          <w:i/>
-          <w:iCs/>
-        </w:rPr>
-        <w:t xml:space="preserve">a</w:t>
-      </w:r>
-      <w:r>
-        <w:rPr>
-          <w:b/>
-          <w:bCs/>
-          <w:i/>
-          <w:iCs/>
-        </w:rPr>
-        <w:t xml:space="preserve"> </w:t>
-      </w:r>
-      <w:r>
-        <w:rPr>
-          <w:b/>
-          <w:bCs/>
-          <w:i/>
-          <w:iCs/>
-        </w:rPr>
-        <w:t xml:space="preserve">likelihood</w:t>
-      </w:r>
-      <w:r>
-        <w:rPr>
-          <w:b/>
-          <w:bCs/>
-          <w:i/>
-          <w:iCs/>
-        </w:rPr>
-        <w:t xml:space="preserve"> </w:t>
-      </w:r>
-      <w:r>
-        <w:rPr>
-          <w:b/>
-          <w:bCs/>
-          <w:i/>
-          <w:iCs/>
-        </w:rPr>
-        <w:t xml:space="preserve">of</w:t>
-      </w:r>
-      <w:r>
-        <w:rPr>
-          <w:b/>
-          <w:bCs/>
-          <w:i/>
-          <w:iCs/>
-        </w:rPr>
-        <w:t xml:space="preserve"> </w:t>
-      </w:r>
-      <w:r>
-        <w:rPr>
-          <w:b/>
-          <w:bCs/>
-          <w:i/>
-          <w:iCs/>
-        </w:rPr>
-        <w:t xml:space="preserve">standing.</w:t>
-      </w:r>
-    </w:p>
-    <w:p>
-      <w:pPr>
-        <w:pStyle w:val="BodyText"/>
-      </w:pPr>
-      <w:r>
         <w:t xml:space="preserve">All thirteen Plaintiffs have established a likelihood of standing to sue in this case.</w:t>
       </w:r>
       <w:r>
@@ -12282,7 +12222,7 @@
         <w:t xml:space="preserve">accord Goldston v. State</w:t>
       </w:r>
       <w:r>
-        <w:t xml:space="preserve">, 361 N.C. 26, 35, 637 S.E.2d 876, 882 (2006) (While federal standing doctrine can be instructive as to general principles . . . , the nuts and bolts of North Carolina standing doctrine are not coincident with federal standing doctrine.). At a minimum, a plaintiff in a North Carolina court has standing to sue when it would have standing to sue in federal court.</w:t>
+        <w:t xml:space="preserve">, 361 N.C. 26, 35, 637 S.E.2d 876, 882 (2006) (While federal standing doctrine can be instructive as to general principles . . . , the nuts and bolts of North Carolina standing doctrine are not coincident with federal standing doctrine.). At a minimum, a plaintiff in a North Carolina court has standing to sue when it would have standing to sue in federal court.</w:t>
       </w:r>
       <w:r>
         <w:t xml:space="preserve"> </w:t>
@@ -12959,7 +12899,7 @@
         <w:t xml:space="preserve"> </w:t>
       </w:r>
       <w:r>
-        <w:t xml:space="preserve">“an infringement of voting and associational rights . . . cannot be alleviated after the election.”</w:t>
+        <w:t xml:space="preserve">“an infringement of voting and associational rights . . . cannot be alleviated after the election.”</w:t>
       </w:r>
       <w:r>
         <w:t xml:space="preserve"> </w:t>
@@ -13300,13 +13240,7 @@
         <w:t xml:space="preserve"> </w:t>
       </w:r>
       <w:r>
-        <w:t xml:space="preserve">N.C. Gen. Stat. § 163A</w:t>
-      </w:r>
-      <w:r>
-        <w:noBreakHyphen/>
-      </w:r>
-      <w:r>
-        <w:t xml:space="preserve">742. And this Court has remedial authority to move deadlines related to the 2022 congressional primary elections, if necessary. Indeed, in 2019, the</w:t>
+        <w:t xml:space="preserve">N.C. Gen. Stat. § 163A-⁠742. And this Court has remedial authority to move deadlines related to the 2022 congressional primary elections, if necessary. Indeed, in 2019, the</w:t>
       </w:r>
       <w:r>
         <w:t xml:space="preserve"> </w:t>
@@ -15138,7 +15072,7 @@
         <w:t xml:space="preserve"> </w:t>
       </w:r>
       <w:r>
-        <w:t xml:space="preserve">https://www.census.gov/​library/​stories/​state-by-state/​north-carolina-population-change-between-census-decade.html.</w:t>
+        <w:t xml:space="preserve">https://​www.​census.​gov/​library/​stories/​state-​by-​state/​north-​carolina-​population-​change-​between-​census-​decade.​html.</w:t>
       </w:r>
     </w:p>
   </w:footnote>
@@ -15167,7 +15101,7 @@
         <w:t xml:space="preserve"> </w:t>
       </w:r>
       <w:r>
-        <w:t xml:space="preserve">https://spectrumlocalnews.com/​nc/​charlotte/​politics/2021/11/04/​redistricting-in-n-c—new-maps-approved–favoring-gop.</w:t>
+        <w:t xml:space="preserve">https://​spectrumlocalnews.​com/​nc/​charlotte/​politics/​2021/​11/​04/​redistricting-​in-​n-​c---​new-​maps-​approved--​favoring-​gop.</w:t>
       </w:r>
     </w:p>
   </w:footnote>
@@ -15262,7 +15196,7 @@
         <w:t xml:space="preserve"> </w:t>
       </w:r>
       <w:r>
-        <w:t xml:space="preserve">https://www.bizjournals.com/​triad/​news/.</w:t>
+        <w:t xml:space="preserve">https://​www.​bizjournals.​com/​triad/​news/​.</w:t>
       </w:r>
     </w:p>
   </w:footnote>
@@ -15291,7 +15225,7 @@
         <w:t xml:space="preserve"> </w:t>
       </w:r>
       <w:r>
-        <w:t xml:space="preserve">https://gerrymander.princeton.edu/​reforms/​NC.</w:t>
+        <w:t xml:space="preserve">https://​gerrymander.​princeton.​edu/​reforms/​NC.</w:t>
       </w:r>
     </w:p>
   </w:footnote>
@@ -15355,7 +15289,7 @@
         <w:t xml:space="preserve"> </w:t>
       </w:r>
       <w:r>
-        <w:t xml:space="preserve">https://spectrumlocalnews.com/​nc/​charlotte/​politics/2021/11/04/​redistricting-in-n-c—new-maps-approved–favoring-gop.</w:t>
+        <w:t xml:space="preserve">https://​spectrumlocalnews.​com/​nc/​charlotte/​politics/​2021/​11/​04/​redistricting-​in-​n-​c---​new-​maps-​approved--​favoring-​gop.</w:t>
       </w:r>
     </w:p>
   </w:footnote>
@@ -15380,7 +15314,7 @@
         <w:t xml:space="preserve"> </w:t>
       </w:r>
       <w:r>
-        <w:t xml:space="preserve">“[n]o . . . preliminary injunction shall issue except upon the giving of security by the applicant, in such sum as the judge deems proper, for the payment of such costs and damages as may be incurred or suffered by any party who is found to have been wrongfully enjoined.”</w:t>
+        <w:t xml:space="preserve">“[n]o . . . preliminary injunction shall issue except upon the giving of security by the applicant, in such sum as the judge deems proper, for the payment of such costs and damages as may be incurred or suffered by any party who is found to have been wrongfully enjoined.”</w:t>
       </w:r>
       <w:r>
         <w:t xml:space="preserve"> </w:t>
@@ -16159,6 +16093,7 @@
     <w:unhideWhenUsed/>
     <w:qFormat/>
     <w:pPr>
+      <w:keepLines/>
       <w:spacing w:before="0" w:after="140" w:line="276" w:lineRule="exact"/>
     </w:pPr>
     <w:rPr>
@@ -16409,6 +16344,33 @@
     <w:pPr>
       <w:spacing w:before="0" w:after="0" w:line="276" w:lineRule="exact"/>
       <w:ind w:left="2160" w:hanging="720"/>
+    </w:pPr>
+  </w:style>
+  <w:style w:type="paragraph" w:customStyle="1" w:styleId="XdQuoteList1">
+    <w:name w:val="Xd Quote List 1"/>
+    <w:basedOn w:val="Normal"/>
+    <w:qFormat/>
+    <w:pPr>
+      <w:spacing w:before="0" w:after="0" w:line="276" w:lineRule="exact"/>
+      <w:ind w:left="1440" w:right="720" w:hanging="720"/>
+    </w:pPr>
+  </w:style>
+  <w:style w:type="paragraph" w:customStyle="1" w:styleId="XdQuoteList2">
+    <w:name w:val="Xd Quote List 2"/>
+    <w:basedOn w:val="Normal"/>
+    <w:qFormat/>
+    <w:pPr>
+      <w:spacing w:before="0" w:after="0" w:line="276" w:lineRule="exact"/>
+      <w:ind w:left="2160" w:right="720" w:hanging="720"/>
+    </w:pPr>
+  </w:style>
+  <w:style w:type="paragraph" w:customStyle="1" w:styleId="XdQuoteList3">
+    <w:name w:val="Xd Quote List 3"/>
+    <w:basedOn w:val="Normal"/>
+    <w:qFormat/>
+    <w:pPr>
+      <w:spacing w:before="0" w:after="0" w:line="276" w:lineRule="exact"/>
+      <w:ind w:left="2880" w:right="720" w:hanging="720"/>
     </w:pPr>
   </w:style>
   <w:style w:type="paragraph" w:customStyle="1" w:styleId="XdQuote">

--- a/courts/fourth-circuit/north-carolina/state/superior-court/motion-brief/usage/OUTPUT-motion-brief.docx
+++ b/courts/fourth-circuit/north-carolina/state/superior-court/motion-brief/usage/OUTPUT-motion-brief.docx
@@ -4609,7 +4609,7 @@
         <w:pStyle w:val="XdQuoteLast"/>
       </w:pPr>
       <w:r>
-        <w:t xml:space="preserve">CHAIRMAN HALL: I don’t plan to search every member who comes into this committee room, nor do I want to do that . . . . So, you know, members . . . are free to handle those issues as they see fit, but they will follow the criteria in the sense that that data is not in these computers.</w:t>
+        <w:t xml:space="preserve">CHAIRMAN HALL: I don’t plan to search every member who comes into this committee room, nor do I want to do that ⁠. ⁠. ⁠. ⁠. So, you know, members ⁠. ⁠. ⁠. are free to handle those issues as they see fit, but they will follow the criteria in the sense that that data is not in these computers.</w:t>
       </w:r>
     </w:p>
     <w:p>
@@ -4676,7 +4676,7 @@
         <w:t xml:space="preserve"> </w:t>
       </w:r>
       <w:r>
-        <w:t xml:space="preserve">“I don’t think I have the ability to police members of this committee, nor do I want to . . . I know I’m not going to bring in a map and sit down and draw it, but you know, the reality is, we’re elected officials.”</w:t>
+        <w:t xml:space="preserve">“I don’t think I have the ability to police members of this committee, nor do I want to ⁠. ⁠. ⁠. I know I’m not going to bring in a map and sit down and draw it, but you know, the reality is, we’re elected officials.”</w:t>
       </w:r>
       <w:r>
         <w:t xml:space="preserve">).</w:t>
@@ -8675,7 +8675,7 @@
         <w:pStyle w:val="BodyText"/>
       </w:pPr>
       <w:r>
-        <w:t xml:space="preserve">“[P]artisan gerrymandering . . . strikes at the heart of these principles.”</w:t>
+        <w:t xml:space="preserve">“[P]artisan gerrymandering ⁠. ⁠. ⁠. strikes at the heart of these principles.”</w:t>
       </w:r>
       <w:r>
         <w:t xml:space="preserve"> </w:t>
@@ -9133,7 +9133,7 @@
         <w:t xml:space="preserve"> </w:t>
       </w:r>
       <w:r>
-        <w:t xml:space="preserve">“use . . . political data to draw a map that would maintain the existing partisan makeup of the state’s congressional delegation”</w:t>
+        <w:t xml:space="preserve">“use ⁠. ⁠. ⁠. political data to draw a map that would maintain the existing partisan makeup of the state’s congressional delegation”</w:t>
       </w:r>
       <w:r>
         <w:t xml:space="preserve"> </w:t>
@@ -12222,7 +12222,7 @@
         <w:t xml:space="preserve">accord Goldston v. State</w:t>
       </w:r>
       <w:r>
-        <w:t xml:space="preserve">, 361 N.C. 26, 35, 637 S.E.2d 876, 882 (2006) (While federal standing doctrine can be instructive as to general principles . . . , the nuts and bolts of North Carolina standing doctrine are not coincident with federal standing doctrine.). At a minimum, a plaintiff in a North Carolina court has standing to sue when it would have standing to sue in federal court.</w:t>
+        <w:t xml:space="preserve">, 361 N.C. 26, 35, 637 S.E.2d 876, 882 (2006) (While federal standing doctrine can be instructive as to general principles ⁠. ⁠. ⁠. ⁠, the nuts and bolts of North Carolina standing doctrine are not coincident with federal standing doctrine.). At a minimum, a plaintiff in a North Carolina court has standing to sue when it would have standing to sue in federal court.</w:t>
       </w:r>
       <w:r>
         <w:t xml:space="preserve"> </w:t>
@@ -12899,7 +12899,7 @@
         <w:t xml:space="preserve"> </w:t>
       </w:r>
       <w:r>
-        <w:t xml:space="preserve">“an infringement of voting and associational rights . . . cannot be alleviated after the election.”</w:t>
+        <w:t xml:space="preserve">“an infringement of voting and associational rights ⁠. ⁠. ⁠. cannot be alleviated after the election.”</w:t>
       </w:r>
       <w:r>
         <w:t xml:space="preserve"> </w:t>
@@ -15314,7 +15314,7 @@
         <w:t xml:space="preserve"> </w:t>
       </w:r>
       <w:r>
-        <w:t xml:space="preserve">“[n]o . . . preliminary injunction shall issue except upon the giving of security by the applicant, in such sum as the judge deems proper, for the payment of such costs and damages as may be incurred or suffered by any party who is found to have been wrongfully enjoined.”</w:t>
+        <w:t xml:space="preserve">“[n]o ⁠. ⁠. ⁠. preliminary injunction shall issue except upon the giving of security by the applicant, in such sum as the judge deems proper, for the payment of such costs and damages as may be incurred or suffered by any party who is found to have been wrongfully enjoined.”</w:t>
       </w:r>
       <w:r>
         <w:t xml:space="preserve"> </w:t>

--- a/courts/fourth-circuit/north-carolina/state/superior-court/motion-brief/usage/OUTPUT-motion-brief.docx
+++ b/courts/fourth-circuit/north-carolina/state/superior-court/motion-brief/usage/OUTPUT-motion-brief.docx
@@ -780,9 +780,7 @@
               <w:t xml:space="preserve"> </w:t>
             </w:r>
             <w:r>
-              <w:t xml:space="preserve">942</w:t>
-              <w:noBreakHyphen/>
-              <w:t xml:space="preserve">5200</w:t>
+              <w:t xml:space="preserve">942-⁠5200</w:t>
             </w:r>
           </w:p>
           <w:p>
@@ -956,9 +954,7 @@
               <w:t xml:space="preserve"> </w:t>
             </w:r>
             <w:r>
-              <w:t xml:space="preserve">20001</w:t>
-              <w:noBreakHyphen/>
-              <w:t xml:space="preserve">3743</w:t>
+              <w:t xml:space="preserve">20001-⁠3743</w:t>
             </w:r>
           </w:p>
           <w:p>
@@ -974,9 +970,7 @@
               <w:t xml:space="preserve"> </w:t>
             </w:r>
             <w:r>
-              <w:t xml:space="preserve">954</w:t>
-              <w:noBreakHyphen/>
-              <w:t xml:space="preserve">5000</w:t>
+              <w:t xml:space="preserve">954-⁠5000</w:t>
             </w:r>
           </w:p>
           <w:p>
@@ -3039,19 +3033,7 @@
         <w:t xml:space="preserve">Common Cause v. Lewis</w:t>
       </w:r>
       <w:r>
-        <w:t xml:space="preserve">, No. 18-CVS</w:t>
-      </w:r>
-      <w:r>
-        <w:noBreakHyphen/>
-      </w:r>
-      <w:r>
-        <w:t xml:space="preserve">014001, 2019 WL 4569584, at *109</w:t>
-      </w:r>
-      <w:r>
-        <w:noBreakHyphen/>
-      </w:r>
-      <w:r>
-        <w:t xml:space="preserve">110 (N.C. Super. Ct. Sep. 3, 2019) (quoting</w:t>
+        <w:t xml:space="preserve">, No. 18-CVS-⁠014001, 2019 WL 4569584, at *109-⁠110 (N.C. Super. Ct. Sep. 3, 2019) (quoting</w:t>
       </w:r>
       <w:r>
         <w:t xml:space="preserve"> </w:t>
@@ -3099,13 +3081,7 @@
         <w:t xml:space="preserve">Harper v. Lewis</w:t>
       </w:r>
       <w:r>
-        <w:t xml:space="preserve">, No. 19-CVS</w:t>
-      </w:r>
-      <w:r>
-        <w:noBreakHyphen/>
-      </w:r>
-      <w:r>
-        <w:t xml:space="preserve">012667 (N.C. Super. Ct. Oct. 28, 2019) (</w:t>
+        <w:t xml:space="preserve">, No. 19-CVS-⁠012667 (N.C. Super. Ct. Oct. 28, 2019) (</w:t>
       </w:r>
       <w:r>
         <w:t xml:space="preserve">“</w:t>
@@ -3436,13 +3412,7 @@
         <w:t xml:space="preserve">See Harris v. McCrory</w:t>
       </w:r>
       <w:r>
-        <w:t xml:space="preserve">, 159 F. Supp. 3d 600, 604</w:t>
-      </w:r>
-      <w:r>
-        <w:noBreakHyphen/>
-      </w:r>
-      <w:r>
-        <w:t xml:space="preserve">05 (M.D.N.C. 2016). The General Assembly then illegally gerrymandered the remedial plan (the</w:t>
+        <w:t xml:space="preserve">, 159 F. Supp. 3d 600, 604-⁠05 (M.D.N.C. 2016). The General Assembly then illegally gerrymandered the remedial plan (the</w:t>
       </w:r>
       <w:r>
         <w:t xml:space="preserve"> </w:t>
@@ -3480,13 +3450,7 @@
         <w:t xml:space="preserve"> </w:t>
       </w:r>
       <w:r>
-        <w:t xml:space="preserve">pp. 4</w:t>
-      </w:r>
-      <w:r>
-        <w:noBreakHyphen/>
-      </w:r>
-      <w:r>
-        <w:t xml:space="preserve">5.</w:t>
+        <w:t xml:space="preserve">pp. 4-⁠5.</w:t>
       </w:r>
     </w:p>
     <w:p>
@@ -3507,13 +3471,7 @@
         <w:t xml:space="preserve">Covington v. North Carolina</w:t>
       </w:r>
       <w:r>
-        <w:t xml:space="preserve">, 316 F.R.D. 117, 124</w:t>
-      </w:r>
-      <w:r>
-        <w:noBreakHyphen/>
-      </w:r>
-      <w:r>
-        <w:t xml:space="preserve">25 (M.D.N.C. 2016),</w:t>
+        <w:t xml:space="preserve">, 316 F.R.D. 117, 124-⁠25 (M.D.N.C. 2016),</w:t>
       </w:r>
       <w:r>
         <w:t xml:space="preserve"> </w:t>
@@ -4059,13 +4017,7 @@
         <w:t xml:space="preserve"> </w:t>
       </w:r>
       <w:r>
-        <w:t xml:space="preserve">at 13</w:t>
-      </w:r>
-      <w:r>
-        <w:noBreakHyphen/>
-      </w:r>
-      <w:r>
-        <w:t xml:space="preserve">14. It further held that</w:t>
+        <w:t xml:space="preserve">at 13-⁠14. It further held that</w:t>
       </w:r>
       <w:r>
         <w:t xml:space="preserve"> </w:t>
@@ -4133,13 +4085,7 @@
         <w:t xml:space="preserve"> </w:t>
       </w:r>
       <w:r>
-        <w:t xml:space="preserve">enjoined the candidate filing period pending its review of that remedial map. Madduri Decl., Ex. B, Order Enjoining Filing Period at 1</w:t>
-      </w:r>
-      <w:r>
-        <w:noBreakHyphen/>
-      </w:r>
-      <w:r>
-        <w:t xml:space="preserve">2,</w:t>
+        <w:t xml:space="preserve">enjoined the candidate filing period pending its review of that remedial map. Madduri Decl., Ex. B, Order Enjoining Filing Period at 1-⁠2,</w:t>
       </w:r>
       <w:r>
         <w:t xml:space="preserve"> </w:t>
@@ -4152,13 +4098,7 @@
         <w:t xml:space="preserve">Harper v. Lewis</w:t>
       </w:r>
       <w:r>
-        <w:t xml:space="preserve">, No. 19-CVS</w:t>
-      </w:r>
-      <w:r>
-        <w:noBreakHyphen/>
-      </w:r>
-      <w:r>
-        <w:t xml:space="preserve">012667 (N.C. Super. Ct. Nov. 20, 2019). At a hearing on December 2, 2019, the court declined to resolve whether the 2019 Plan was constitutional.</w:t>
+        <w:t xml:space="preserve">, No. 19-CVS-⁠012667 (N.C. Super. Ct. Nov. 20, 2019). At a hearing on December 2, 2019, the court declined to resolve whether the 2019 Plan was constitutional.</w:t>
       </w:r>
       <w:r>
         <w:t xml:space="preserve"> </w:t>
@@ -4174,13 +4114,7 @@
         <w:t xml:space="preserve"> </w:t>
       </w:r>
       <w:r>
-        <w:t xml:space="preserve">Madduri Decl., Ex. C, Hr’g Tr. at 7:23</w:t>
-      </w:r>
-      <w:r>
-        <w:noBreakHyphen/>
-      </w:r>
-      <w:r>
-        <w:t xml:space="preserve">8:8,</w:t>
+        <w:t xml:space="preserve">Madduri Decl., Ex. C, Hr’g Tr. at 7:23-⁠8:8,</w:t>
       </w:r>
       <w:r>
         <w:t xml:space="preserve"> </w:t>
@@ -4193,13 +4127,7 @@
         <w:t xml:space="preserve">Harper v. Lewis</w:t>
       </w:r>
       <w:r>
-        <w:t xml:space="preserve">, No. 19-CVS</w:t>
-      </w:r>
-      <w:r>
-        <w:noBreakHyphen/>
-      </w:r>
-      <w:r>
-        <w:t xml:space="preserve">012667 (N.C. Super. Ct. Dec. 2, 2019) (</w:t>
+        <w:t xml:space="preserve">, No. 19-CVS-⁠012667 (N.C. Super. Ct. Dec. 2, 2019) (</w:t>
       </w:r>
       <w:r>
         <w:t xml:space="preserve">“</w:t>
@@ -4268,13 +4196,7 @@
         <w:t xml:space="preserve"> </w:t>
       </w:r>
       <w:r>
-        <w:t xml:space="preserve">at 9:3</w:t>
-      </w:r>
-      <w:r>
-        <w:noBreakHyphen/>
-      </w:r>
-      <w:r>
-        <w:t xml:space="preserve">8.</w:t>
+        <w:t xml:space="preserve">at 9:3-⁠8.</w:t>
       </w:r>
     </w:p>
     <w:p>
@@ -4519,13 +4441,7 @@
         <w:t xml:space="preserve"> </w:t>
       </w:r>
       <w:r>
-        <w:t xml:space="preserve">2021 Adopted Criteria at 1</w:t>
-      </w:r>
-      <w:r>
-        <w:noBreakHyphen/>
-      </w:r>
-      <w:r>
-        <w:t xml:space="preserve">2. The 2021 Adopted Criteria were otherwise materially identical to the 2016 Adopted Criteria.</w:t>
+        <w:t xml:space="preserve">2021 Adopted Criteria at 1-⁠2. The 2021 Adopted Criteria were otherwise materially identical to the 2016 Adopted Criteria.</w:t>
       </w:r>
     </w:p>
     <w:p>
@@ -4559,25 +4475,13 @@
         <w:t xml:space="preserve">Hearing Before the House Committee on Redistricting</w:t>
       </w:r>
       <w:r>
-        <w:t xml:space="preserve">, 2021 Leg., 155th Sess. 3:1</w:t>
-      </w:r>
-      <w:r>
-        <w:noBreakHyphen/>
-      </w:r>
-      <w:r>
-        <w:t xml:space="preserve">20 (N.C. 2021) (statement of Rep. Destin Hall, Chairman, H. Comm. on Redistricting) (</w:t>
+        <w:t xml:space="preserve">, 2021 Leg., 155th Sess. 3:1-⁠20 (N.C. 2021) (statement of Rep. Destin Hall, Chairman, H. Comm. on Redistricting) (</w:t>
       </w:r>
       <w:r>
         <w:t xml:space="preserve">“Oct. 5, 2021 H. Redistricting Comm. Hr’g Tr.”</w:t>
       </w:r>
       <w:r>
-        <w:t xml:space="preserve">). According to Defendant Hall, Chairman of the House Redistricting Committee, North Carolinians could be confident in the process because that software did not include political data, and the House and Senate Committees would only consider maps drawn and submitted on the software. Oct. 5, 2021 H. Redistricting Comm. Hr’g Tr. at 52:3</w:t>
-      </w:r>
-      <w:r>
-        <w:noBreakHyphen/>
-      </w:r>
-      <w:r>
-        <w:t xml:space="preserve">8.</w:t>
+        <w:t xml:space="preserve">). According to Defendant Hall, Chairman of the House Redistricting Committee, North Carolinians could be confident in the process because that software did not include political data, and the House and Senate Committees would only consider maps drawn and submitted on the software. Oct. 5, 2021 H. Redistricting Comm. Hr’g Tr. at 52:3-⁠8.</w:t>
       </w:r>
     </w:p>
     <w:p>
@@ -4617,13 +4521,7 @@
         <w:pStyle w:val="BodyText"/>
       </w:pPr>
       <w:r>
-        <w:t xml:space="preserve">Oct. 5, 2021 H. Redistricting Comm. Hr’g Tr. at 52:18</w:t>
-      </w:r>
-      <w:r>
-        <w:noBreakHyphen/>
-      </w:r>
-      <w:r>
-        <w:t xml:space="preserve">53:13 (emphasis added);</w:t>
+        <w:t xml:space="preserve">Oct. 5, 2021 H. Redistricting Comm. Hr’g Tr. at 52:18-⁠53:13 (emphasis added);</w:t>
       </w:r>
       <w:r>
         <w:t xml:space="preserve"> </w:t>
@@ -4639,13 +4537,7 @@
         <w:t xml:space="preserve"> </w:t>
       </w:r>
       <w:r>
-        <w:t xml:space="preserve">at 66:11</w:t>
-      </w:r>
-      <w:r>
-        <w:noBreakHyphen/>
-      </w:r>
-      <w:r>
-        <w:t xml:space="preserve">66:16 (Representative Reives asserting that this process sounds</w:t>
+        <w:t xml:space="preserve">at 66:11-⁠66:16 (Representative Reives asserting that this process sounds</w:t>
       </w:r>
       <w:r>
         <w:t xml:space="preserve"> </w:t>
@@ -4703,25 +4595,7 @@
         <w:t xml:space="preserve"> </w:t>
       </w:r>
       <w:r>
-        <w:t xml:space="preserve">at 54:21</w:t>
-      </w:r>
-      <w:r>
-        <w:noBreakHyphen/>
-      </w:r>
-      <w:r>
-        <w:t xml:space="preserve">25, 67:25</w:t>
-      </w:r>
-      <w:r>
-        <w:noBreakHyphen/>
-      </w:r>
-      <w:r>
-        <w:t xml:space="preserve">68</w:t>
-      </w:r>
-      <w:r>
-        <w:noBreakHyphen/>
-      </w:r>
-      <w:r>
-        <w:t xml:space="preserve">3. Chairman Hall rejected these proposals.</w:t>
+        <w:t xml:space="preserve">at 54:21-⁠25, 67:25-⁠68-⁠3. Chairman Hall rejected these proposals.</w:t>
       </w:r>
       <w:r>
         <w:t xml:space="preserve"> </w:t>
@@ -4737,19 +4611,7 @@
         <w:t xml:space="preserve"> </w:t>
       </w:r>
       <w:r>
-        <w:t xml:space="preserve">at 55:4</w:t>
-      </w:r>
-      <w:r>
-        <w:noBreakHyphen/>
-      </w:r>
-      <w:r>
-        <w:t xml:space="preserve">6, 68:4</w:t>
-      </w:r>
-      <w:r>
-        <w:noBreakHyphen/>
-      </w:r>
-      <w:r>
-        <w:t xml:space="preserve">25;</w:t>
+        <w:t xml:space="preserve">at 55:4-⁠6, 68:4-⁠25;</w:t>
       </w:r>
       <w:r>
         <w:t xml:space="preserve"> </w:t>
@@ -4765,13 +4627,7 @@
         <w:t xml:space="preserve"> </w:t>
       </w:r>
       <w:r>
-        <w:t xml:space="preserve">at 70:2</w:t>
-      </w:r>
-      <w:r>
-        <w:noBreakHyphen/>
-      </w:r>
-      <w:r>
-        <w:t xml:space="preserve">7 (Chairman Hall:</w:t>
+        <w:t xml:space="preserve">at 70:2-⁠7 (Chairman Hall:</w:t>
       </w:r>
       <w:r>
         <w:t xml:space="preserve"> </w:t>
@@ -4796,13 +4652,7 @@
         <w:t xml:space="preserve"> </w:t>
       </w:r>
       <w:r>
-        <w:t xml:space="preserve">at 61:19</w:t>
-      </w:r>
-      <w:r>
-        <w:noBreakHyphen/>
-      </w:r>
-      <w:r>
-        <w:t xml:space="preserve">23 (Representative Hawkins:</w:t>
+        <w:t xml:space="preserve">at 61:19-⁠23 (Representative Hawkins:</w:t>
       </w:r>
       <w:r>
         <w:t xml:space="preserve"> </w:t>
@@ -4827,13 +4677,7 @@
         <w:t xml:space="preserve"> </w:t>
       </w:r>
       <w:r>
-        <w:t xml:space="preserve">at 61:24</w:t>
-      </w:r>
-      <w:r>
-        <w:noBreakHyphen/>
-      </w:r>
-      <w:r>
-        <w:t xml:space="preserve">62:2 (</w:t>
+        <w:t xml:space="preserve">at 61:24-⁠62:2 (</w:t>
       </w:r>
       <w:r>
         <w:t xml:space="preserve">“I can’t speak for other members of this committee. What I’ll say is that I have not contributed to the drawing of any map, at all.”</w:t>
@@ -6198,31 +6042,7 @@
         <w:t xml:space="preserve"> </w:t>
       </w:r>
       <w:r>
-        <w:t xml:space="preserve">“The enacted NC</w:t>
-      </w:r>
-      <w:r>
-        <w:noBreakHyphen/>
-      </w:r>
-      <w:r>
-        <w:t xml:space="preserve">10 includes High Point, while NC</w:t>
-      </w:r>
-      <w:r>
-        <w:noBreakHyphen/>
-      </w:r>
-      <w:r>
-        <w:t xml:space="preserve">11 includes most of Greensboro and NC</w:t>
-      </w:r>
-      <w:r>
-        <w:noBreakHyphen/>
-      </w:r>
-      <w:r>
-        <w:t xml:space="preserve">12 contains Winston-Salem, meaning that the enacted map splits all three points of North Carolina’s Piedmont Triad into separate congressional districts that favor Republicans. In the current map, this community of interest is together in NC</w:t>
-      </w:r>
-      <w:r>
-        <w:noBreakHyphen/>
-      </w:r>
-      <w:r>
-        <w:t xml:space="preserve">6, represented by Democrat Kathy Manning.”</w:t>
+        <w:t xml:space="preserve">“The enacted NC-⁠10 includes High Point, while NC-⁠11 includes most of Greensboro and NC-⁠12 contains Winston-Salem, meaning that the enacted map splits all three points of North Carolina’s Piedmont Triad into separate congressional districts that favor Republicans. In the current map, this community of interest is together in NC-⁠6, represented by Democrat Kathy Manning.”</w:t>
       </w:r>
       <w:r>
         <w:t xml:space="preserve"> </w:t>
@@ -7061,13 +6881,7 @@
         <w:t xml:space="preserve"> </w:t>
       </w:r>
       <w:r>
-        <w:t xml:space="preserve">at 27</w:t>
-      </w:r>
-      <w:r>
-        <w:noBreakHyphen/>
-      </w:r>
-      <w:r>
-        <w:t xml:space="preserve">28. Notably, for</w:t>
+        <w:t xml:space="preserve">at 27-⁠28. Notably, for</w:t>
       </w:r>
       <w:r>
         <w:t xml:space="preserve"> </w:t>
@@ -7144,13 +6958,7 @@
         <w:t xml:space="preserve"> </w:t>
       </w:r>
       <w:r>
-        <w:t xml:space="preserve">at 30</w:t>
-      </w:r>
-      <w:r>
-        <w:noBreakHyphen/>
-      </w:r>
-      <w:r>
-        <w:t xml:space="preserve">32.</w:t>
+        <w:t xml:space="preserve">at 30-⁠32.</w:t>
       </w:r>
     </w:p>
     <w:p>
@@ -7186,13 +6994,7 @@
         <w:t xml:space="preserve"> </w:t>
       </w:r>
       <w:r>
-        <w:t xml:space="preserve">at 34</w:t>
-      </w:r>
-      <w:r>
-        <w:noBreakHyphen/>
-      </w:r>
-      <w:r>
-        <w:t xml:space="preserve">44. Analysis of each of these measures demonstrates that the Enacted Plan is an extreme statistical outlier in its bias toward the Republican Party, which is unexplainable by North Carolina’s political geography or by compliance with the 2021 Adopted Criteria.</w:t>
+        <w:t xml:space="preserve">at 34-⁠44. Analysis of each of these measures demonstrates that the Enacted Plan is an extreme statistical outlier in its bias toward the Republican Party, which is unexplainable by North Carolina’s political geography or by compliance with the 2021 Adopted Criteria.</w:t>
       </w:r>
       <w:r>
         <w:t xml:space="preserve"> </w:t>
@@ -7235,13 +7037,7 @@
         <w:pStyle w:val="BodyText"/>
       </w:pPr>
       <w:r>
-        <w:t xml:space="preserve">Dr. Wesley Pegden is an associate professor in the Department of Mathematical Sciences at Carnegie Mellon University, and an expert in probability. Dr. Pegden employs a mathematically rigorous form of sensitivity analysis to determine whether a map is carefully crafted to achieve a particular partisan outcome, and to determine the likelihood that mapmakers who were not considering partisanship would have landed on that map. Dr. Pegden’s method works by starting with the enacted plans, using a computer algorithm making a sequence of billions or trillions of small random changes to the maps—i.e., swapping precincts at the edge of each district—while respecting nonpartisan districting principles, and then evaluating the partisan characteristics of the resulting comparison maps. Madduri Decl., Ex. I, Expert Rep. of Wesley Pegden at 2</w:t>
-      </w:r>
-      <w:r>
-        <w:noBreakHyphen/>
-      </w:r>
-      <w:r>
-        <w:t xml:space="preserve">3 (</w:t>
+        <w:t xml:space="preserve">Dr. Wesley Pegden is an associate professor in the Department of Mathematical Sciences at Carnegie Mellon University, and an expert in probability. Dr. Pegden employs a mathematically rigorous form of sensitivity analysis to determine whether a map is carefully crafted to achieve a particular partisan outcome, and to determine the likelihood that mapmakers who were not considering partisanship would have landed on that map. Dr. Pegden’s method works by starting with the enacted plans, using a computer algorithm making a sequence of billions or trillions of small random changes to the maps—i.e., swapping precincts at the edge of each district—while respecting nonpartisan districting principles, and then evaluating the partisan characteristics of the resulting comparison maps. Madduri Decl., Ex. I, Expert Rep. of Wesley Pegden at 2-⁠3 (</w:t>
       </w:r>
       <w:r>
         <w:t xml:space="preserve">“Pegden Rep.”</w:t>
@@ -7280,13 +7076,7 @@
         <w:pStyle w:val="BodyText"/>
       </w:pPr>
       <w:r>
-        <w:t xml:space="preserve">For his initial analysis, Dr. Pegden did 32 runs starting from the initial map, making 34 billion random changes for each run. Pegden Rep. at 2, 4</w:t>
-      </w:r>
-      <w:r>
-        <w:noBreakHyphen/>
-      </w:r>
-      <w:r>
-        <w:t xml:space="preserve">5. He required the maps generated by his random changes to have comparable population deviation and compactness, and no more precinct splits and county traversals than the enacted map.</w:t>
+        <w:t xml:space="preserve">For his initial analysis, Dr. Pegden did 32 runs starting from the initial map, making 34 billion random changes for each run. Pegden Rep. at 2, 4-⁠5. He required the maps generated by his random changes to have comparable population deviation and compactness, and no more precinct splits and county traversals than the enacted map.</w:t>
       </w:r>
       <w:r>
         <w:t xml:space="preserve"> </w:t>
@@ -7318,13 +7108,7 @@
         <w:t xml:space="preserve"> </w:t>
       </w:r>
       <w:r>
-        <w:t xml:space="preserve">at 5</w:t>
-      </w:r>
-      <w:r>
-        <w:noBreakHyphen/>
-      </w:r>
-      <w:r>
-        <w:t xml:space="preserve">6. Dr. Pegden compared the partisan characteristics of the enacted map to the partisan characteristics of his generated maps by calculating the number of seats Republicans would win in each map, on average, if a</w:t>
+        <w:t xml:space="preserve">at 5-⁠6. Dr. Pegden compared the partisan characteristics of the enacted map to the partisan characteristics of his generated maps by calculating the number of seats Republicans would win in each map, on average, if a</w:t>
       </w:r>
       <w:r>
         <w:t xml:space="preserve"> </w:t>
@@ -7376,13 +7160,7 @@
         <w:t xml:space="preserve"> </w:t>
       </w:r>
       <w:r>
-        <w:t xml:space="preserve">at 5</w:t>
-      </w:r>
-      <w:r>
-        <w:noBreakHyphen/>
-      </w:r>
-      <w:r>
-        <w:t xml:space="preserve">6.</w:t>
+        <w:t xml:space="preserve">at 5-⁠6.</w:t>
       </w:r>
     </w:p>
     <w:p>
@@ -7422,13 +7200,7 @@
         <w:t xml:space="preserve"> </w:t>
       </w:r>
       <w:r>
-        <w:t xml:space="preserve">at 5</w:t>
-      </w:r>
-      <w:r>
-        <w:noBreakHyphen/>
-      </w:r>
-      <w:r>
-        <w:t xml:space="preserve">6. On the basis of this analysis, Dr. Pegden concluded that the 2021 Plan</w:t>
+        <w:t xml:space="preserve">at 5-⁠6. On the basis of this analysis, Dr. Pegden concluded that the 2021 Plan</w:t>
       </w:r>
       <w:r>
         <w:t xml:space="preserve"> </w:t>
@@ -7672,13 +7444,7 @@
         <w:t xml:space="preserve"> </w:t>
       </w:r>
       <w:r>
-        <w:t xml:space="preserve">pp. 8</w:t>
-      </w:r>
-      <w:r>
-        <w:noBreakHyphen/>
-      </w:r>
-      <w:r>
-        <w:t xml:space="preserve">23. The 2021 Plan dilutes the voting power of the remaining Plaintiffs—Amy Clare Oseroff, Donald Rumph, Richard R. Crews, Lily Nicole Quick, Gettys Cohen, Jr., Shawn Rush, Mark S. Peters, Kathleen Barnes, and David Dwight Brown—by placing them into cracked districts.</w:t>
+        <w:t xml:space="preserve">pp. 8-⁠23. The 2021 Plan dilutes the voting power of the remaining Plaintiffs—Amy Clare Oseroff, Donald Rumph, Richard R. Crews, Lily Nicole Quick, Gettys Cohen, Jr., Shawn Rush, Mark S. Peters, Kathleen Barnes, and David Dwight Brown—by placing them into cracked districts.</w:t>
       </w:r>
       <w:r>
         <w:t xml:space="preserve"> </w:t>
@@ -7811,13 +7577,7 @@
         <w:t xml:space="preserve">Triangle Leasing Co. v. McMahon</w:t>
       </w:r>
       <w:r>
-        <w:t xml:space="preserve">, 327 N.C. 224, 227, 393 S.E.2d 854, 856</w:t>
-      </w:r>
-      <w:r>
-        <w:noBreakHyphen/>
-      </w:r>
-      <w:r>
-        <w:t xml:space="preserve">57 (1990);</w:t>
+        <w:t xml:space="preserve">, 327 N.C. 224, 227, 393 S.E.2d 854, 856-⁠57 (1990);</w:t>
       </w:r>
       <w:r>
         <w:t xml:space="preserve"> </w:t>
@@ -7859,13 +7619,7 @@
         <w:t xml:space="preserve">Harper I</w:t>
       </w:r>
       <w:r>
-        <w:t xml:space="preserve">, slip op. at 11</w:t>
-      </w:r>
-      <w:r>
-        <w:noBreakHyphen/>
-      </w:r>
-      <w:r>
-        <w:t xml:space="preserve">14.</w:t>
+        <w:t xml:space="preserve">, slip op. at 11-⁠14.</w:t>
       </w:r>
     </w:p>
     <w:p>
@@ -7970,13 +7724,7 @@
         <w:t xml:space="preserve"> </w:t>
       </w:r>
       <w:r>
-        <w:t xml:space="preserve">Summ. J. Hr’g Tr. at 9:3</w:t>
-      </w:r>
-      <w:r>
-        <w:noBreakHyphen/>
-      </w:r>
-      <w:r>
-        <w:t xml:space="preserve">8. Like in 2019, administrative deadlines for the upcoming elections are fast approaching. And like in 2019,</w:t>
+        <w:t xml:space="preserve">Summ. J. Hr’g Tr. at 9:3-⁠8. Like in 2019, administrative deadlines for the upcoming elections are fast approaching. And like in 2019,</w:t>
       </w:r>
       <w:r>
         <w:t xml:space="preserve"> </w:t>
@@ -8749,13 +8497,7 @@
         <w:t xml:space="preserve"> </w:t>
       </w:r>
       <w:r>
-        <w:t xml:space="preserve">at 7, 12</w:t>
-      </w:r>
-      <w:r>
-        <w:noBreakHyphen/>
-      </w:r>
-      <w:r>
-        <w:t xml:space="preserve">13.</w:t>
+        <w:t xml:space="preserve">at 7, 12-⁠13.</w:t>
       </w:r>
     </w:p>
     <w:p>
@@ -8775,13 +8517,7 @@
         <w:t xml:space="preserve"> </w:t>
       </w:r>
       <w:r>
-        <w:t xml:space="preserve">Cooper Rep. 1</w:t>
-      </w:r>
-      <w:r>
-        <w:noBreakHyphen/>
-      </w:r>
-      <w:r>
-        <w:t xml:space="preserve">2;</w:t>
+        <w:t xml:space="preserve">Cooper Rep. 1-⁠2;</w:t>
       </w:r>
       <w:r>
         <w:t xml:space="preserve"> </w:t>
@@ -8797,13 +8533,7 @@
         <w:t xml:space="preserve"> </w:t>
       </w:r>
       <w:r>
-        <w:t xml:space="preserve">Princeton Gerrymandering Project, North Carolina 2021 CST</w:t>
-      </w:r>
-      <w:r>
-        <w:noBreakHyphen/>
-      </w:r>
-      <w:r>
-        <w:t xml:space="preserve">13 Final Congressional Map (similar, and giving the 2021 Plan an overall grade of</w:t>
+        <w:t xml:space="preserve">Princeton Gerrymandering Project, North Carolina 2021 CST-⁠13 Final Congressional Map (similar, and giving the 2021 Plan an overall grade of</w:t>
       </w:r>
       <w:r>
         <w:t xml:space="preserve"> </w:t>
@@ -8853,13 +8583,7 @@
         <w:t xml:space="preserve">Harper I</w:t>
       </w:r>
       <w:r>
-        <w:t xml:space="preserve">, slip op. at 12</w:t>
-      </w:r>
-      <w:r>
-        <w:noBreakHyphen/>
-      </w:r>
-      <w:r>
-        <w:t xml:space="preserve">13. And critically, the 2021 Plan is designed to guarantee a Republican majority even if there are major shifts in the political wind.</w:t>
+        <w:t xml:space="preserve">, slip op. at 12-⁠13. And critically, the 2021 Plan is designed to guarantee a Republican majority even if there are major shifts in the political wind.</w:t>
       </w:r>
       <w:r>
         <w:t xml:space="preserve"> </w:t>
@@ -8938,13 +8662,7 @@
         <w:t xml:space="preserve"> </w:t>
       </w:r>
       <w:r>
-        <w:t xml:space="preserve">pp. 8</w:t>
-      </w:r>
-      <w:r>
-        <w:noBreakHyphen/>
-      </w:r>
-      <w:r>
-        <w:t xml:space="preserve">23, the lines of</w:t>
+        <w:t xml:space="preserve">pp. 8-⁠23, the lines of</w:t>
       </w:r>
       <w:r>
         <w:t xml:space="preserve"> </w:t>
@@ -8960,13 +8678,7 @@
         <w:t xml:space="preserve"> </w:t>
       </w:r>
       <w:r>
-        <w:t xml:space="preserve">are carefully manipulated to ensure that Republican voters are efficiently distributed throughout the state while Democratic voters are distributed in a manner that largely wastes their votes. Cooper Rep. at 3</w:t>
-      </w:r>
-      <w:r>
-        <w:noBreakHyphen/>
-      </w:r>
-      <w:r>
-        <w:t xml:space="preserve">20.</w:t>
+        <w:t xml:space="preserve">are carefully manipulated to ensure that Republican voters are efficiently distributed throughout the state while Democratic voters are distributed in a manner that largely wastes their votes. Cooper Rep. at 3-⁠20.</w:t>
       </w:r>
       <w:r>
         <w:t xml:space="preserve"> </w:t>
@@ -9012,13 +8724,7 @@
         <w:t xml:space="preserve"> </w:t>
       </w:r>
       <w:r>
-        <w:t xml:space="preserve">pp. 23</w:t>
-      </w:r>
-      <w:r>
-        <w:noBreakHyphen/>
-      </w:r>
-      <w:r>
-        <w:t xml:space="preserve">28; Chen Rep. at 45. For example, the 2021 Plan includes more Republican voters in the six districts that should be most competitive than is seen in nearly 100% of the simulated maps. Chen Rep. at 24. As a result, he found that</w:t>
+        <w:t xml:space="preserve">pp. 23-⁠28; Chen Rep. at 45. For example, the 2021 Plan includes more Republican voters in the six districts that should be most competitive than is seen in nearly 100% of the simulated maps. Chen Rep. at 24. As a result, he found that</w:t>
       </w:r>
       <w:r>
         <w:t xml:space="preserve"> </w:t>
@@ -9271,13 +8977,7 @@
         <w:t xml:space="preserve"> </w:t>
       </w:r>
       <w:r>
-        <w:t xml:space="preserve">pp. 6</w:t>
-      </w:r>
-      <w:r>
-        <w:noBreakHyphen/>
-      </w:r>
-      <w:r>
-        <w:t xml:space="preserve">8.</w:t>
+        <w:t xml:space="preserve">pp. 6-⁠8.</w:t>
       </w:r>
     </w:p>
     <w:p>
@@ -10036,13 +9736,7 @@
         <w:t xml:space="preserve">Arlington Heights</w:t>
       </w:r>
       <w:r>
-        <w:t xml:space="preserve">, 429 U.S. at 266</w:t>
-      </w:r>
-      <w:r>
-        <w:noBreakHyphen/>
-      </w:r>
-      <w:r>
-        <w:t xml:space="preserve">67).</w:t>
+        <w:t xml:space="preserve">, 429 U.S. at 266-⁠67).</w:t>
       </w:r>
     </w:p>
     <w:p>
@@ -10066,13 +9760,7 @@
         <w:t xml:space="preserve"> </w:t>
       </w:r>
       <w:r>
-        <w:t xml:space="preserve">pp. 3</w:t>
-      </w:r>
-      <w:r>
-        <w:noBreakHyphen/>
-      </w:r>
-      <w:r>
-        <w:t xml:space="preserve">4. Additionally, the process of enacting the 2021 Plan is replete with evidence demonstrating intentional discrimination. In violation of its own guidelines, and</w:t>
+        <w:t xml:space="preserve">pp. 3-⁠4. Additionally, the process of enacting the 2021 Plan is replete with evidence demonstrating intentional discrimination. In violation of its own guidelines, and</w:t>
       </w:r>
       <w:r>
         <w:t xml:space="preserve"> </w:t>
@@ -10098,13 +9786,7 @@
         <w:t xml:space="preserve">Harper I</w:t>
       </w:r>
       <w:r>
-        <w:t xml:space="preserve">, slip op. at 8, the Committees’ process flagrantly allowed map drawers to consider partisan data and draw a plan that favors Republicans. Legislators intentionally turned a blind eye towards map drawers submitting maps that had been drawn using partisan data, and Defendant Hall openly admitted that he had no desire to prevent legislators from introducing partisan data into maps. Oct. 5, 2021 H. Redistricting Comm. Hr’g Tr. at 52:18</w:t>
-      </w:r>
-      <w:r>
-        <w:noBreakHyphen/>
-      </w:r>
-      <w:r>
-        <w:t xml:space="preserve">53:13. Moreover, the Committee constructed its guidelines to enable the packing and cracking of voters in all the State’s largest and most Democratic counties and went on to do just this, trifurcating Mecklenburg, Wake, and Guilford Counties.</w:t>
+        <w:t xml:space="preserve">, slip op. at 8, the Committees’ process flagrantly allowed map drawers to consider partisan data and draw a plan that favors Republicans. Legislators intentionally turned a blind eye towards map drawers submitting maps that had been drawn using partisan data, and Defendant Hall openly admitted that he had no desire to prevent legislators from introducing partisan data into maps. Oct. 5, 2021 H. Redistricting Comm. Hr’g Tr. at 52:18-⁠53:13. Moreover, the Committee constructed its guidelines to enable the packing and cracking of voters in all the State’s largest and most Democratic counties and went on to do just this, trifurcating Mecklenburg, Wake, and Guilford Counties.</w:t>
       </w:r>
       <w:r>
         <w:t xml:space="preserve"> </w:t>
@@ -10156,13 +9838,7 @@
         <w:t xml:space="preserve">Second</w:t>
       </w:r>
       <w:r>
-        <w:t xml:space="preserve">, the 2021 Plan has had its intended effect of diluting the votes of Plaintiffs and other Democratic voters, depriving them of substantially equal voting power and the right to vote on equal terms. As detailed above, Dr. Chen’s and Dr. Cooper’s analyses confirm that Legislative Defendants succeeded in their goal of creating 10</w:t>
-      </w:r>
-      <w:r>
-        <w:noBreakHyphen/>
-      </w:r>
-      <w:r>
-        <w:t xml:space="preserve">11 Republican seats.</w:t>
+        <w:t xml:space="preserve">, the 2021 Plan has had its intended effect of diluting the votes of Plaintiffs and other Democratic voters, depriving them of substantially equal voting power and the right to vote on equal terms. As detailed above, Dr. Chen’s and Dr. Cooper’s analyses confirm that Legislative Defendants succeeded in their goal of creating 10-⁠11 Republican seats.</w:t>
       </w:r>
       <w:r>
         <w:t xml:space="preserve"> </w:t>
@@ -10178,13 +9854,7 @@
         <w:t xml:space="preserve"> </w:t>
       </w:r>
       <w:r>
-        <w:t xml:space="preserve">pp. 23</w:t>
-      </w:r>
-      <w:r>
-        <w:noBreakHyphen/>
-      </w:r>
-      <w:r>
-        <w:t xml:space="preserve">28. The 2021 Plan achieves this result by packing and cracking Democratic voters across the 14 districts, just like the 2016 Plan enjoined in</w:t>
+        <w:t xml:space="preserve">pp. 23-⁠28. The 2021 Plan achieves this result by packing and cracking Democratic voters across the 14 districts, just like the 2016 Plan enjoined in</w:t>
       </w:r>
       <w:r>
         <w:t xml:space="preserve"> </w:t>
@@ -10239,13 +9909,7 @@
         <w:t xml:space="preserve">Common Cause</w:t>
       </w:r>
       <w:r>
-        <w:t xml:space="preserve">, 2019 WL 4569584, at *116. As under those plans, the margins of victory under the 2021 Plan—and not just the seat counts—confirm the vote dilution. Assuming a statewide vote breakdown in line with recent elections, Democrats under the 2021 Plan would win four districts with an average of 65.4% of the vote, while Republicans would average 57.3% in the remaining 10 districts—a margin of 8.1%, an outcome never generated in Dr. Chen’s 1000 simulated maps. Chen Rep. at 42</w:t>
-      </w:r>
-      <w:r>
-        <w:noBreakHyphen/>
-      </w:r>
-      <w:r>
-        <w:t xml:space="preserve">43. This packing and cracking diminishes the voting power of Democratic voters in all 14 districts.</w:t>
+        <w:t xml:space="preserve">, 2019 WL 4569584, at *116. As under those plans, the margins of victory under the 2021 Plan—and not just the seat counts—confirm the vote dilution. Assuming a statewide vote breakdown in line with recent elections, Democrats under the 2021 Plan would win four districts with an average of 65.4% of the vote, while Republicans would average 57.3% in the remaining 10 districts—a margin of 8.1%, an outcome never generated in Dr. Chen’s 1000 simulated maps. Chen Rep. at 42-⁠43. This packing and cracking diminishes the voting power of Democratic voters in all 14 districts.</w:t>
       </w:r>
       <w:r>
         <w:t xml:space="preserve"> </w:t>
@@ -10881,13 +10545,7 @@
         <w:t xml:space="preserve">Common Cause</w:t>
       </w:r>
       <w:r>
-        <w:t xml:space="preserve">, 2019 WL 4569584, at *118</w:t>
-      </w:r>
-      <w:r>
-        <w:noBreakHyphen/>
-      </w:r>
-      <w:r>
-        <w:t xml:space="preserve">19.</w:t>
+        <w:t xml:space="preserve">, 2019 WL 4569584, at *118-⁠19.</w:t>
       </w:r>
     </w:p>
     <w:p>
@@ -10991,13 +10649,7 @@
         <w:t xml:space="preserve">Libertarian Party of N.C. v. State</w:t>
       </w:r>
       <w:r>
-        <w:t xml:space="preserve">, 365 N.C. 41, 49, 707 S.E.2d 199, 204</w:t>
-      </w:r>
-      <w:r>
-        <w:noBreakHyphen/>
-      </w:r>
-      <w:r>
-        <w:t xml:space="preserve">05 (2011)).</w:t>
+        <w:t xml:space="preserve">, 365 N.C. 41, 49, 707 S.E.2d 199, 204-⁠05 (2011)).</w:t>
       </w:r>
       <w:r>
         <w:t xml:space="preserve"> </w:t>
@@ -11061,13 +10713,7 @@
         <w:t xml:space="preserve">See Harper I</w:t>
       </w:r>
       <w:r>
-        <w:t xml:space="preserve">, slip op. at 10</w:t>
-      </w:r>
-      <w:r>
-        <w:noBreakHyphen/>
-      </w:r>
-      <w:r>
-        <w:t xml:space="preserve">11.</w:t>
+        <w:t xml:space="preserve">, slip op. at 10-⁠11.</w:t>
       </w:r>
     </w:p>
     <w:p>
@@ -11402,13 +11048,7 @@
         <w:t xml:space="preserve">see also Harper I</w:t>
       </w:r>
       <w:r>
-        <w:t xml:space="preserve">, slip op. at 8</w:t>
-      </w:r>
-      <w:r>
-        <w:noBreakHyphen/>
-      </w:r>
-      <w:r>
-        <w:t xml:space="preserve">11.</w:t>
+        <w:t xml:space="preserve">, slip op. at 8-⁠11.</w:t>
       </w:r>
       <w:r>
         <w:t xml:space="preserve"> </w:t>
@@ -11538,13 +11178,7 @@
         <w:t xml:space="preserve"> </w:t>
       </w:r>
       <w:r>
-        <w:t xml:space="preserve">at *115</w:t>
-      </w:r>
-      <w:r>
-        <w:noBreakHyphen/>
-      </w:r>
-      <w:r>
-        <w:t xml:space="preserve">16 (quoting</w:t>
+        <w:t xml:space="preserve">at *115-⁠16 (quoting</w:t>
       </w:r>
       <w:r>
         <w:t xml:space="preserve"> </w:t>
@@ -11929,13 +11563,7 @@
         <w:t xml:space="preserve"> </w:t>
       </w:r>
       <w:r>
-        <w:t xml:space="preserve">pp. 33</w:t>
-      </w:r>
-      <w:r>
-        <w:noBreakHyphen/>
-      </w:r>
-      <w:r>
-        <w:t xml:space="preserve">34. And as to causation,</w:t>
+        <w:t xml:space="preserve">pp. 33-⁠34. And as to causation,</w:t>
       </w:r>
       <w:r>
         <w:t xml:space="preserve"> </w:t>
@@ -12325,13 +11953,7 @@
         <w:t xml:space="preserve">Davis</w:t>
       </w:r>
       <w:r>
-        <w:t xml:space="preserve">, 811 S.E.2d at 727</w:t>
-      </w:r>
-      <w:r>
-        <w:noBreakHyphen/>
-      </w:r>
-      <w:r>
-        <w:t xml:space="preserve">28. Moreover,</w:t>
+        <w:t xml:space="preserve">, 811 S.E.2d at 727-⁠28. Moreover,</w:t>
       </w:r>
       <w:r>
         <w:t xml:space="preserve"> </w:t>
@@ -12809,13 +12431,7 @@
         <w:t xml:space="preserve">Triangle Leasing</w:t>
       </w:r>
       <w:r>
-        <w:t xml:space="preserve">, 327 N.C. at 227, 393 S.E.2d at 856</w:t>
-      </w:r>
-      <w:r>
-        <w:noBreakHyphen/>
-      </w:r>
-      <w:r>
-        <w:t xml:space="preserve">57. As the</w:t>
+        <w:t xml:space="preserve">, 327 N.C. at 227, 393 S.E.2d at 856-⁠57. As the</w:t>
       </w:r>
       <w:r>
         <w:t xml:space="preserve"> </w:t>
@@ -13256,13 +12872,7 @@
         <w:t xml:space="preserve"> </w:t>
       </w:r>
       <w:r>
-        <w:t xml:space="preserve">court enjoined the candidate filing period to adjudicate Plaintiffs’ motion for summary judgment. Order Enjoining Filing Period at 1</w:t>
-      </w:r>
-      <w:r>
-        <w:noBreakHyphen/>
-      </w:r>
-      <w:r>
-        <w:t xml:space="preserve">2. Like in</w:t>
+        <w:t xml:space="preserve">court enjoined the candidate filing period to adjudicate Plaintiffs’ motion for summary judgment. Order Enjoining Filing Period at 1-⁠2. Like in</w:t>
       </w:r>
       <w:r>
         <w:t xml:space="preserve"> </w:t>
@@ -13342,13 +12952,7 @@
         <w:t xml:space="preserve"> </w:t>
       </w:r>
       <w:r>
-        <w:t xml:space="preserve">N.C. Sess. Law 2016</w:t>
-      </w:r>
-      <w:r>
-        <w:noBreakHyphen/>
-      </w:r>
-      <w:r>
-        <w:t xml:space="preserve">2 § 1(b). Such changes are not necessary at this stage, however, as sufficient time remains for the Court to receive briefing and argument, issue a preliminary injunction, and oversee a remedial process well in advance of the March 2022 primaries.</w:t>
+        <w:t xml:space="preserve">N.C. Sess. Law 2016-⁠2 § 1(b). Such changes are not necessary at this stage, however, as sufficient time remains for the Court to receive briefing and argument, issue a preliminary injunction, and oversee a remedial process well in advance of the March 2022 primaries.</w:t>
       </w:r>
     </w:p>
     <w:p>
@@ -13991,9 +13595,7 @@
               <w:t xml:space="preserve"> </w:t>
             </w:r>
             <w:r>
-              <w:t xml:space="preserve">942</w:t>
-              <w:noBreakHyphen/>
-              <w:t xml:space="preserve">5200</w:t>
+              <w:t xml:space="preserve">942-⁠5200</w:t>
             </w:r>
           </w:p>
           <w:p>
@@ -16094,7 +15696,7 @@
     <w:qFormat/>
     <w:pPr>
       <w:keepLines/>
-      <w:spacing w:before="0" w:after="140" w:line="276" w:lineRule="exact"/>
+      <w:spacing w:before="46" w:after="140" w:line="276" w:lineRule="exact"/>
     </w:pPr>
     <w:rPr>
       <w:sz w:val="24"/>
